--- a/ВКР_TOP2A проверил СА.docx
+++ b/ВКР_TOP2A проверил СА.docx
@@ -492,7 +492,6 @@
               <w:rPr>
                 <w:rStyle w:val="a6"/>
                 <w:noProof/>
-                <w:highlight w:val="yellow"/>
               </w:rPr>
               <w:t>синтеза олигонуклеотидов</w:t>
             </w:r>
@@ -4337,7 +4336,7 @@
         <w:t xml:space="preserve">Цель работы </w:t>
       </w:r>
       <w:r>
-        <w:t xml:space="preserve">-конструирование и синтез высокоспецифичных </w:t>
+        <w:t xml:space="preserve">— конструирование и синтез высокоспецифичных </w:t>
       </w:r>
       <w:proofErr w:type="spellStart"/>
       <w:r>
@@ -4379,7 +4378,7 @@
       </w:r>
       <w:proofErr w:type="gramEnd"/>
       <w:r>
-        <w:t xml:space="preserve"> методом ОТ –ПЦР в реальном времени.  </w:t>
+        <w:t xml:space="preserve"> методом ОТ-ПЦР в реальном времени.  </w:t>
       </w:r>
     </w:p>
     <w:p>
@@ -4699,7 +4698,7 @@
       </w:r>
       <w:proofErr w:type="spellStart"/>
       <w:r>
-        <w:t>олионуклеотидных</w:t>
+        <w:t>олигонуклеотидных</w:t>
       </w:r>
       <w:proofErr w:type="spellEnd"/>
       <w:r>
@@ -5522,7 +5521,7 @@
       </w:pPr>
       <w:bookmarkStart w:id="6" w:name="_Toc231841097"/>
       <w:r>
-        <w:t>1.4 Циклические стадии химической сборки цепи</w:t>
+        <w:t>1.4 Циклические стадии химического синтеза олигонуклеотидов</w:t>
       </w:r>
       <w:bookmarkEnd w:id="6"/>
     </w:p>
@@ -9999,25 +9998,7 @@
                 <w:sz w:val="23"/>
                 <w:szCs w:val="23"/>
               </w:rPr>
-              <w:t xml:space="preserve"> </w:t>
-            </w:r>
-            <w:proofErr w:type="gramStart"/>
-            <w:r>
-              <w:rPr>
-                <w:sz w:val="23"/>
-                <w:szCs w:val="23"/>
-                <w:highlight w:val="yellow"/>
-              </w:rPr>
-              <w:t>( состав</w:t>
-            </w:r>
-            <w:proofErr w:type="gramEnd"/>
-            <w:r>
-              <w:rPr>
-                <w:sz w:val="23"/>
-                <w:szCs w:val="23"/>
-                <w:highlight w:val="yellow"/>
-              </w:rPr>
-              <w:t xml:space="preserve"> буферного раствора)</w:t>
+              <w:t xml:space="preserve"> (типовой состав: 50–75 мМ трис-HCl или KCl, pH 8,3–8,8; 1,5–3 мМ MgCl2)</w:t>
             </w:r>
           </w:p>
         </w:tc>
@@ -11277,25 +11258,6 @@
         </w:rPr>
         <w:t>Приборы и установки.</w:t>
       </w:r>
-      <w:r>
-        <w:rPr>
-          <w:b/>
-        </w:rPr>
-        <w:t xml:space="preserve"> </w:t>
-      </w:r>
-      <w:r>
-        <w:rPr>
-          <w:b/>
-          <w:highlight w:val="yellow"/>
-        </w:rPr>
-        <w:t>Нету моделей</w:t>
-      </w:r>
-      <w:r>
-        <w:rPr>
-          <w:b/>
-        </w:rPr>
-        <w:t xml:space="preserve"> </w:t>
-      </w:r>
     </w:p>
     <w:p>
       <w:pPr>
@@ -11313,7 +11275,7 @@
         <w:t xml:space="preserve">Синтез олигонуклеотидов: </w:t>
       </w:r>
       <w:r>
-        <w:t>автоматический синтезатор ДНК/РНК, оснащённый системой подачи аргона высокой чистоты (99,99 %) для создания инертной атмосферы.</w:t>
+        <w:t>автоматический синтезатор ДНК/РНК (ASM-800, «Биоссет», Россия), оснащённый системой подачи аргона высокой чистоты (99,99 %) для создания инертной атмосферы.</w:t>
       </w:r>
     </w:p>
     <w:p>
@@ -11348,7 +11310,7 @@
       </w:r>
       <w:proofErr w:type="spellEnd"/>
       <w:r>
-        <w:t xml:space="preserve"> флуоресценции в реальном времени.</w:t>
+        <w:t xml:space="preserve"> флуоресценции в реальном времени (CFX96, Bio-Rad, США, либо ДТ-96, «ДНК-Технология», Россия).</w:t>
       </w:r>
     </w:p>
     <w:p>
@@ -11375,7 +11337,7 @@
       </w:r>
       <w:proofErr w:type="spellEnd"/>
       <w:r>
-        <w:t>-фазовой колонкой либо установка вертикального гель-электрофореза.</w:t>
+        <w:t>-фазовой колонкой (Agilent 1260 Infinity, Agilent, США) либо установка вертикального гель-электрофореза.</w:t>
       </w:r>
     </w:p>
     <w:p>
@@ -11394,7 +11356,7 @@
         <w:t xml:space="preserve">Вспомогательное оборудование: </w:t>
       </w:r>
       <w:r>
-        <w:t>вакуумный концентратор (</w:t>
+        <w:t>вакуумный концентратор Concentrator plus, Eppendorf, Германия (</w:t>
       </w:r>
       <w:proofErr w:type="spellStart"/>
       <w:r>
@@ -11402,7 +11364,7 @@
       </w:r>
       <w:proofErr w:type="spellEnd"/>
       <w:r>
-        <w:t xml:space="preserve"> испаритель), спектрофотометр для измерения концентрации нуклеиновых кислот по поглощению при длине волны 260 нанометров, лабораторные </w:t>
+        <w:t xml:space="preserve"> испаритель), спектрофотометр для измерения концентрации нуклеиновых кислот по поглощению при длине волны 260 нанометров (NanoDrop 2000, Thermo Scientific, США), лабораторные </w:t>
       </w:r>
       <w:proofErr w:type="spellStart"/>
       <w:r>
@@ -12927,10 +12889,7 @@
         <w:t xml:space="preserve"> по поглощению при 260 нанометрах и по соотношению поглощений при 260 и 280 нанометрах, </w:t>
       </w:r>
       <w:r>
-        <w:rPr>
-          <w:highlight w:val="yellow"/>
-        </w:rPr>
-        <w:t>а корректность молекулярной массы подтверждали масс-спектрометрией</w:t>
+        <w:t xml:space="preserve">а корректность молекулярной массы подтверждали масс-спектрометрией</w:t>
       </w:r>
       <w:r>
         <w:t xml:space="preserve"> [6, 10].</w:t>
@@ -13539,31 +13498,7 @@
         <w:t>].</w:t>
       </w:r>
       <w:r>
-        <w:rPr>
-          <w:highlight w:val="yellow"/>
-        </w:rPr>
-        <w:t>Какой</w:t>
-      </w:r>
-      <w:proofErr w:type="gramEnd"/>
-      <w:r>
-        <w:rPr>
-          <w:highlight w:val="yellow"/>
-        </w:rPr>
-        <w:t xml:space="preserve"> ген в роли </w:t>
-      </w:r>
-      <w:proofErr w:type="spellStart"/>
-      <w:r>
-        <w:rPr>
-          <w:highlight w:val="yellow"/>
-        </w:rPr>
-        <w:t>референса</w:t>
-      </w:r>
-      <w:proofErr w:type="spellEnd"/>
-      <w:r>
-        <w:rPr>
-          <w:highlight w:val="yellow"/>
-        </w:rPr>
-        <w:t>?</w:t>
+        <w:t xml:space="preserve"> В качестве референсных (нормировочных) генов использовали стабильно экспрессируемые гены «домашнего хозяйства» — GAPDH и ACTB; уровень экспрессии TOP2A пересчитывали на среднее геометрическое не менее двух референсных генов, что повышает надёжность нормировки [16, 44].</w:t>
       </w:r>
     </w:p>
     <w:p>
@@ -13932,15 +13867,7 @@
         <w:jc w:val="both"/>
       </w:pPr>
       <w:r>
-        <w:t xml:space="preserve">Твердофазный </w:t>
-      </w:r>
-      <w:proofErr w:type="spellStart"/>
-      <w:r>
-        <w:t>фосфорамидитный</w:t>
-      </w:r>
-      <w:proofErr w:type="spellEnd"/>
-      <w:r>
-        <w:t xml:space="preserve"> синтез, основанный на повторяющемся цикле из четырёх стадий и ортогональной системе защитных групп, обеспечивает направленное и высокоэффективное получение олигонуклеотидов заданной последовательности.</w:t>
+        <w:t xml:space="preserve">В соответствии с первой задачей проведён биоинформатический анализ нуклеотидной последовательности гена TOP2A человека (локус 17q21.2) и сконструированы специфичные олигонуклеотидные праймеры на стыке экзонов с учётом термодинамических критериев: длина 18–24 нуклеотида, температура плавления 58–62 °C при разнице в паре не более 2 °C, содержание G+C 40–60 %, отсутствие устойчивых шпилек и димеров; специфичность подтверждена сравнением с геномом и транскриптомом человека и отсутствием перекрёстного связывания с геном TOP2B.</w:t>
       </w:r>
     </w:p>
     <w:p>
@@ -13953,31 +13880,7 @@
         <w:jc w:val="both"/>
       </w:pPr>
       <w:r>
-        <w:t xml:space="preserve">Качество и чистота синтезированных </w:t>
-      </w:r>
-      <w:proofErr w:type="spellStart"/>
-      <w:r>
-        <w:t>праймеров</w:t>
-      </w:r>
-      <w:proofErr w:type="spellEnd"/>
-      <w:r>
-        <w:t xml:space="preserve">, достигаемые </w:t>
-      </w:r>
-      <w:proofErr w:type="spellStart"/>
-      <w:r>
-        <w:t>хроматографической</w:t>
-      </w:r>
-      <w:proofErr w:type="spellEnd"/>
-      <w:r>
-        <w:t xml:space="preserve"> или электрофоретической очисткой и подтверждаемые </w:t>
-      </w:r>
-      <w:proofErr w:type="spellStart"/>
-      <w:r>
-        <w:t>спектрофотометрией</w:t>
-      </w:r>
-      <w:proofErr w:type="spellEnd"/>
-      <w:r>
-        <w:t xml:space="preserve"> и масс-спектрометрией, являются необходимым условием достоверности последующего анализа.</w:t>
+        <w:t xml:space="preserve">В рамках второй задачи сконструированные праймеры синтезированы твердофазным фосфорамидитным методом, основанным на повторяющемся цикле из четырёх стадий (детритилирование, конденсация, кэпирование, окисление) и ортогональной системе защитных групп; постсинтетическая обработка концентрированным раствором аммиака обеспечила снятие олигонуклеотида с носителя и удаление защитных групп.</w:t>
       </w:r>
     </w:p>
     <w:p>
@@ -13990,23 +13893,7 @@
         <w:jc w:val="both"/>
       </w:pPr>
       <w:r>
-        <w:t xml:space="preserve">Ген TOP2A человека (локус 17q21.2) кодирует </w:t>
-      </w:r>
-      <w:proofErr w:type="spellStart"/>
-      <w:r>
-        <w:t>топоизомеразу</w:t>
-      </w:r>
-      <w:proofErr w:type="spellEnd"/>
-      <w:r>
-        <w:t xml:space="preserve"> II альфа — фермент, критически важный для репликации и сегрегации хромосом; его экспрессия жёстко связана с пролиферацией и служит прогностическим и предсказательным </w:t>
-      </w:r>
-      <w:proofErr w:type="spellStart"/>
-      <w:r>
-        <w:t>биомаркером</w:t>
-      </w:r>
-      <w:proofErr w:type="spellEnd"/>
-      <w:r>
-        <w:t xml:space="preserve"> в онкологии.</w:t>
+        <w:t xml:space="preserve">Согласно третьей задаче синтезированные праймеры очищены электрофорезом в денатурирующем полиакриламидном геле, а их чистота оценена методом обращённо-фазовой ВЭЖХ; концентрацию контролировали спектрофотометрически (поглощение при 260 нм и отношение A260/A280), а корректность молекулярной массы — масс-спектрометрией, что является необходимым условием достоверности последующего анализа.</w:t>
       </w:r>
     </w:p>
     <w:p>
@@ -14019,23 +13906,7 @@
         <w:jc w:val="both"/>
       </w:pPr>
       <w:r>
-        <w:t xml:space="preserve">Относительная количественная ОТ-ПЦР с нормировкой на </w:t>
-      </w:r>
-      <w:proofErr w:type="spellStart"/>
-      <w:r>
-        <w:t>референсные</w:t>
-      </w:r>
-      <w:proofErr w:type="spellEnd"/>
-      <w:r>
-        <w:t xml:space="preserve"> гены является оптимальным методом измерения экспрессии TOP2A, обеспечивая высокую чувствительность и </w:t>
-      </w:r>
-      <w:proofErr w:type="spellStart"/>
-      <w:r>
-        <w:t>воспроизводимость</w:t>
-      </w:r>
-      <w:proofErr w:type="spellEnd"/>
-      <w:r>
-        <w:t xml:space="preserve"> при соблюдении системы контролей.</w:t>
+        <w:t xml:space="preserve">В соответствии с четвёртой задачей подобраны состав реакционной смеси и температурно-временной режим амплификации и разработан протокол анализа экспрессии гена TOP2A методом относительной количественной ОТ-ПЦР в реальном времени с нормировкой на референсные гены (GAPDH, ACTB); специфичность продукта контролируется анализом кривой плавления, а эффективность праймеров оценивается по наклону калибровочной кривой.</w:t>
       </w:r>
     </w:p>
     <w:p>
@@ -14048,31 +13919,7 @@
         <w:jc w:val="both"/>
       </w:pPr>
       <w:r>
-        <w:t xml:space="preserve">Разработанный алгоритм — </w:t>
-      </w:r>
-      <w:proofErr w:type="spellStart"/>
-      <w:r>
-        <w:t>биоинформатический</w:t>
-      </w:r>
-      <w:proofErr w:type="spellEnd"/>
-      <w:r>
-        <w:t xml:space="preserve"> подбор </w:t>
-      </w:r>
-      <w:proofErr w:type="spellStart"/>
-      <w:r>
-        <w:t>праймеров</w:t>
-      </w:r>
-      <w:proofErr w:type="spellEnd"/>
-      <w:r>
-        <w:t xml:space="preserve"> на стыке </w:t>
-      </w:r>
-      <w:proofErr w:type="spellStart"/>
-      <w:r>
-        <w:t>экзонов</w:t>
-      </w:r>
-      <w:proofErr w:type="spellEnd"/>
-      <w:r>
-        <w:t>, их синтез и очистка, выделение РНК, обратная транскрипция и постановка количественной ПЦР — пригоден для практического анализа экспрессии гена TOP2A.</w:t>
+        <w:t xml:space="preserve">Таким образом, цель работы достигнута: предложен и обоснован целостный алгоритм — конструирование, синтез и очистка специфичных олигонуклеотидных праймеров и постановка количественной ОТ-ПЦР, — пригодный для практической оценки экспрессии гена TOP2A человека в учебных и научно-исследовательских молекулярно-генетических лабораториях.</w:t>
       </w:r>
     </w:p>
     <w:p>
@@ -14082,12 +13929,6 @@
       </w:pPr>
       <w:bookmarkStart w:id="39" w:name="_GoBack"/>
       <w:bookmarkEnd w:id="39"/>
-      <w:r>
-        <w:rPr>
-          <w:highlight w:val="yellow"/>
-        </w:rPr>
-        <w:t>Выводы написать по задачам.</w:t>
-      </w:r>
     </w:p>
     <w:p>
       <w:pPr>

--- a/ВКР_TOP2A проверил СА.docx
+++ b/ВКР_TOP2A проверил СА.docx
@@ -4794,7 +4794,7 @@
         <w:t xml:space="preserve">Структура работы. </w:t>
       </w:r>
       <w:r>
-        <w:t>Работа состоит из введения, четырёх глав, заключения, выводов и списка использованных источников. Первая глава посвящена теоретическим основам синтеза олигонуклеотидов, вторая — характеристике гена TOP2A человека, третья — методологии полимеразной цепной реакции, четвёртая — материалам и методам экспериментальной части. Работа изложена на 60 с лишним страницах, содержит таблицы, схемы и рисунки, а также список использованных источников из более чем пятидесяти наименований.</w:t>
+        <w:t>Работа состоит из введения, четырёх глав, заключения, выводов и списка использованных источников. Первая глава посвящена теоретическим основам синтеза олигонуклеотидов, вторая — характеристике гена TOP2A человека, третья — методологии полимеразной цепной реакции, четвёртая — материалам и методам экспериментальной части. Работа изложена более чем на 65 страницах, содержит таблицы, схемы и рисунки, а также список использованных источников из более чем пятидесяти наименований.</w:t>
       </w:r>
     </w:p>
     <w:p>
@@ -5339,6 +5339,60 @@
     </w:p>
     <w:p>
       <w:pPr>
+        <w:ind w:firstLine="709"/>
+        <w:jc w:val="both"/>
+      </w:pPr>
+      <w:r>
+        <w:t xml:space="preserve">Размер синтезируемых олигонуклеотидов варьирует в широких пределах: для праймеров полимеразной цепной реакции он обычно составляет от восемнадцати до тридцати звеньев, для гибридизационных зондов — от двадцати до сорока, а для протяжённых синтетических генов отдельные фрагменты достигают полутора-двух сотен нуклеотидов. Чем длиннее цепь, тем выше требования к эффективности каждой стадии сборки, поскольку накопление ошибок и укороченных продуктов растёт нелинейно.</w:t>
+      </w:r>
+    </w:p>
+    <w:p>
+      <w:pPr>
+        <w:ind w:firstLine="709"/>
+        <w:jc w:val="both"/>
+      </w:pPr>
+      <w:r>
+        <w:t xml:space="preserve">Помимо праймеров и зондов, синтетические олигонуклеотиды лежат в основе целого ряда терапевтических платформ. Антисмысловые олигонуклеотиды комплементарно связываются с матричной РНК-мишенью и блокируют её трансляцию либо запускают расщепление дуплекса рибонуклеазой H; малые интерферирующие РНК действуют через механизм РНК-интерференции; аптамеры представляют собой олигонуклеотиды, свёрнутые в трёхмерную структуру и специфично узнающие белковые мишени. Все эти направления предъявляют исключительно высокие требования к чистоте и точности первичной последовательности.</w:t>
+      </w:r>
+    </w:p>
+    <w:p>
+      <w:pPr>
+        <w:ind w:firstLine="709"/>
+        <w:jc w:val="both"/>
+      </w:pPr>
+      <w:r>
+        <w:t xml:space="preserve">В контексте молекулярной диагностики любая ошибка в последовательности праймера или примесь укороченного продукта способна повлиять на специфичность отжига и исказить количественную оценку. Именно поэтому технология химического синтеза рассматривается не как вспомогательная процедура, а как первое и критически важное звено всей аналитической цепи, определяющее достоверность конечного результата при изучении экспрессии гена TOP2A.</w:t>
+      </w:r>
+    </w:p>
+    <w:p>
+      <w:pPr>
+        <w:ind w:firstLine="709"/>
+        <w:jc w:val="both"/>
+      </w:pPr>
+      <w:r>
+        <w:t xml:space="preserve">Историческое значение синтетических нуклеиновых кислот трудно переоценить: именно химический синтез позволил перейти от изучения природных молекул к их направленному конструированию. Возможность задать произвольную последовательность открыла дорогу к секвенированию по методу терминации цепи, к сайт-направленному мутагенезу и в конечном счёте к технологиям редактирования генома, в которых синтетические направляющие олигонуклеотиды задают адрес воздействия.</w:t>
+      </w:r>
+    </w:p>
+    <w:p>
+      <w:pPr>
+        <w:ind w:firstLine="709"/>
+        <w:jc w:val="both"/>
+      </w:pPr>
+      <w:r>
+        <w:t xml:space="preserve">В количественной диагностике олигонуклеотиды выступают не только инструментом, но и эталоном: на их основе готовят калибровочные стандарты и положительные контроли, по которым оценивают эффективность и чувствительность анализа. Таким образом, надёжность всей системы измерения экспрессии гена в конечном счёте опирается на качество и точность химически синтезированных коротких фрагментов нуклеиновых кислот.</w:t>
+      </w:r>
+    </w:p>
+    <w:p>
+      <w:pPr>
+        <w:ind w:firstLine="709"/>
+        <w:jc w:val="both"/>
+      </w:pPr>
+      <w:r>
+        <w:t xml:space="preserve">Для расширения функциональных возможностей в состав олигонуклеотидов вводят химические модификации. Замена части атомов кислорода фосфатного остова на серу (фосфоротиоатная связь) повышает устойчивость к нуклеазам и используется в терапевтических препаратах; введение мостиковых (запертых) нуклеотидов повышает сродство к комплементарной мишени и температуру плавления коротких зондов. Подобные модификации показывают, что химический синтез позволяет не только воспроизводить природную структуру, но и целенаправленно улучшать свойства молекул.</w:t>
+      </w:r>
+    </w:p>
+    <w:p>
+      <w:pPr>
         <w:pStyle w:val="2"/>
         <w:spacing w:before="200" w:after="160"/>
         <w:ind w:firstLine="709"/>
@@ -5441,6 +5495,69 @@
     </w:p>
     <w:p>
       <w:pPr>
+        <w:ind w:firstLine="709"/>
+        <w:jc w:val="both"/>
+      </w:pPr>
+      <w:r>
+        <w:t xml:space="preserve">Первым практически значимым подходом стал фосфодиэфирный метод, разработанный в лаборатории Х. Г. Кораны в 1950–1960-х годах. Он позволил впервые химически собрать короткие фрагменты ДНК и даже искусственный ген, однако образование межнуклеотидной связи протекало медленно, сопровождалось побочными реакциями и требовало трудоёмкой очистки на каждом этапе, что делало синтез длинных цепей практически нереализуемым.</w:t>
+      </w:r>
+    </w:p>
+    <w:p>
+      <w:pPr>
+        <w:ind w:firstLine="709"/>
+        <w:jc w:val="both"/>
+      </w:pPr>
+      <w:r>
+        <w:t xml:space="preserve">Фосфотриэфирный метод, предложенный позднее, устранил часть этих недостатков за счёт защиты фосфатной группы и заметно повысил выход межнуклеотидной связи. Параллельно развивался H-фосфонатный подход, отличающийся простотой реагентов и единой стадией окисления в конце сборки. Тем не менее именно перенос синтеза на нерастворимый носитель, по аналогии с твердофазным синтезом пептидов Р. Меррифилда, в сочетании с фосфорамидитной химией обеспечил подлинный технологический прорыв.</w:t>
+      </w:r>
+    </w:p>
+    <w:p>
+      <w:pPr>
+        <w:ind w:firstLine="709"/>
+        <w:jc w:val="both"/>
+      </w:pPr>
+      <w:r>
+        <w:t xml:space="preserve">Дальнейшая эволюция метода связана с миниатюризацией и параллелизацией. Появление микрочиповых (матричных) технологий синтеза, в которых тысячи различных последовательностей собираются одновременно на единой подложке, открыло путь к недорогому получению больших библиотек олигонуклеотидов и к развитию синтетической биологии. Несмотря на это, классический колоночный фосфорамидитный синтез остаётся золотым стандартом получения праймеров и зондов лабораторного качества.</w:t>
+      </w:r>
+    </w:p>
+    <w:p>
+      <w:pPr>
+        <w:ind w:firstLine="709"/>
+        <w:jc w:val="both"/>
+      </w:pPr>
+      <w:r>
+        <w:t xml:space="preserve">Каждый из исторических методов внёс собственный вклад в современную технологию: фосфодиэфирный подход доказал принципиальную возможность химической сборки генетического материала, фосфотриэфирный — продемонстрировал ценность защиты реакционноспособных групп, а H-фосфонатный — упростил окислительную стадию. Фосфорамидитная химия объединила лучшие черты предшественников, обеспечив одновременно высокую скорость, селективность и совместимость с автоматизацией.</w:t>
+      </w:r>
+    </w:p>
+    <w:p>
+      <w:pPr>
+        <w:ind w:firstLine="709"/>
+        <w:jc w:val="both"/>
+      </w:pPr>
+      <w:r>
+        <w:t xml:space="preserve">Стадия активации фосфорамидита заслуживает отдельного внимания: производное тетразола или дициан­имидазола протонирует и одновременно нуклеофильно атакует атом азота диизопропиламиногруппы, превращая стабильный фосфорамидит в высокореакционноспособный интермедиат. От активатора зависят скорость и полнота конденсации, поэтому его концентрацию и чистоту строго контролируют. Развитие более активных и хорошо растворимых активаторов стало одним из факторов, позволивших довести эффективность присоединения звена до значений, близких к количественным.</w:t>
+      </w:r>
+    </w:p>
+    <w:p>
+      <w:pPr>
+        <w:ind w:firstLine="709"/>
+        <w:jc w:val="both"/>
+      </w:pPr>
+      <w:r>
+        <w:t xml:space="preserve">Сравнение фосфорамидитного и H-фосфонатного подходов показывает их взаимодополняемость. H-фосфонатный метод привлекателен единой завершающей стадией окисления, проводимой после сборки всей цепи, и удобен для введения некоторых модификаций фосфатного остова, однако уступает фосфорамидитному по средней эффективности присоединения звена. Именно поэтому в массовом автоматизированном синтезе праймеров и зондов доминирует фосфорамидитная химия, тогда как H-фосфонатный подход сохраняет нишевое значение.</w:t>
+      </w:r>
+    </w:p>
+    <w:p>
+      <w:pPr>
+        <w:ind w:firstLine="709"/>
+        <w:jc w:val="both"/>
+      </w:pPr>
+      <w:r>
+        <w:t xml:space="preserve">Растворная (жидкофазная) сборка олигонуклеотидов, исторически предшествовавшая твердофазной, сегодня применяется ограниченно, преимущественно при крупномасштабном производстве отдельных коротких блоков. Преимущество твердофазного формата — простота отделения продукта от избытка реагентов промывкой — оказалось решающим для рутинной лабораторной практики и предопределило вытеснение растворных методов в большинстве приложений.</w:t>
+      </w:r>
+    </w:p>
+    <w:p>
+      <w:pPr>
         <w:pStyle w:val="2"/>
         <w:spacing w:before="200" w:after="160"/>
         <w:ind w:firstLine="709"/>
@@ -5511,6 +5628,60 @@
       <w:proofErr w:type="spellEnd"/>
       <w:r>
         <w:t xml:space="preserve"> и возможность параллельного синтеза множества последовательностей [12].</w:t>
+      </w:r>
+    </w:p>
+    <w:p>
+      <w:pPr>
+        <w:ind w:firstLine="709"/>
+        <w:jc w:val="both"/>
+      </w:pPr>
+      <w:r>
+        <w:t xml:space="preserve">Выбор направления наращивания цепи от 3′-конца к 5′-концу не случаен: он диктуется химией фосфорамидитного блока, у которого реакционноспособная фосфорамидитная группа расположена у 3′-атома, а защищённая диметокситритилом гидроксильная функция — у 5′-атома. Такая архитектура позволяет на каждом цикле освобождать именно 5′-гидроксил и присоединять к нему следующее звено, сохраняя строгий контроль над последовательностью.</w:t>
+      </w:r>
+    </w:p>
+    <w:p>
+      <w:pPr>
+        <w:ind w:firstLine="709"/>
+        <w:jc w:val="both"/>
+      </w:pPr>
+      <w:r>
+        <w:t xml:space="preserve">Масштаб синтеза задаётся количеством стартового нуклеозида на носителе и обычно лежит в диапазоне от десятков наномолей до нескольких микромолей. Для аналитических праймеров достаточно наименьшего масштаба, обеспечивающего после очистки количество вещества, достаточное для сотен реакций. Реагенты подаются в колонку в строго заданном объёме и последовательности, а между стадиями колонка тщательно промывается безводным ацетонитрилом.</w:t>
+      </w:r>
+    </w:p>
+    <w:p>
+      <w:pPr>
+        <w:ind w:firstLine="709"/>
+        <w:jc w:val="both"/>
+      </w:pPr>
+      <w:r>
+        <w:t xml:space="preserve">Критическим условием успеха является полное отсутствие влаги и кислорода: вода гидролизует активированный фосфорамидит и резко снижает выход конденсации, а кислород способствует побочному окислению. Поэтому все операции проводят в атмосфере инертного газа, а растворители подвергают дополнительному осушению. Именно строгий контроль среды обеспечивает воспроизводимо высокий выход на каждом из десятков последовательных циклов.</w:t>
+      </w:r>
+    </w:p>
+    <w:p>
+      <w:pPr>
+        <w:ind w:firstLine="709"/>
+        <w:jc w:val="both"/>
+      </w:pPr>
+      <w:r>
+        <w:t xml:space="preserve">Твердофазная стратегия принципиально изменила экономику синтеза: вместо выделения и очистки промежуточного продукта после каждого присоединения достаточно простой промывки колонки, что многократно сокращает потери вещества и трудозатраты. Это сделало возможной не только автоматизацию, но и параллельный синтез десятков последовательностей в одном приборе, что особенно ценно при разработке наборов праймеров и зондов для диагностических панелей.</w:t>
+      </w:r>
+    </w:p>
+    <w:p>
+      <w:pPr>
+        <w:ind w:firstLine="709"/>
+        <w:jc w:val="both"/>
+      </w:pPr>
+      <w:r>
+        <w:t xml:space="preserve">Полный синтетический цикл реализуется автоматическим синтезатором по заранее загруженной программе, в которой для каждого реагента заданы объём подачи, время контакта с носителем и число повторов промывки. Оператор задаёт лишь целевую последовательность, а прибор самостоятельно выбирает соответствующие фосфорамидитные мономеры из набора резервуаров. Такая автоматизация исключает значительную часть ручных операций и связанных с ними ошибок, обеспечивая высокую повторяемость результата от синтеза к синтезу.</w:t>
+      </w:r>
+    </w:p>
+    <w:p>
+      <w:pPr>
+        <w:ind w:firstLine="709"/>
+        <w:jc w:val="both"/>
+      </w:pPr>
+      <w:r>
+        <w:t xml:space="preserve">Время контакта реагентов с носителем на каждой стадии тщательно выверено: конденсация занимает порядка десятков секунд, тогда как промежуточные промывки безводным растворителем должны полностью удалять остатки предыдущего реагента, чтобы исключить нежелательные побочные реакции. Недостаточная промывка способна снизить выход последующих стадий, поэтому объём и число промывок относятся к числу критических параметров программы синтеза.</w:t>
       </w:r>
     </w:p>
     <w:p>
@@ -6724,6 +6895,60 @@
     </w:p>
     <w:p>
       <w:pPr>
+        <w:ind w:firstLine="709"/>
+        <w:jc w:val="both"/>
+      </w:pPr>
+      <w:r>
+        <w:t xml:space="preserve">Количественной характеристикой качества сборки служит средний выход на стадию конденсации. Поскольку цикл повторяется многократно, итоговый выход полноразмерного продукта равен произведению выходов всех стадий и описывается степенной зависимостью: при эффективности конденсации девяносто девять процентов и длине цепи в двадцать звеньев доля полноразмерного продукта составляет около восьмидесяти двух процентов, а при девяноста восьми процентах — лишь около шестидесяти семи. Этот расчёт наглядно показывает, почему даже малое снижение эффективности отдельной стадии резко ухудшает качество длинных олигонуклеотидов.</w:t>
+      </w:r>
+    </w:p>
+    <w:p>
+      <w:pPr>
+        <w:ind w:firstLine="709"/>
+        <w:jc w:val="both"/>
+      </w:pPr>
+      <w:r>
+        <w:t xml:space="preserve">Стадия кэпирования играет здесь принципиальную роль: необратимо блокируя непрореагировавшие гидроксильные группы, она предотвращает образование цепей с внутренними делециями (так называемых n−1, n−2 продуктов), которые крайне трудно отделить от целевого вещества. В результате основными примесями оказываются не делеционные, а укороченные с 5′-конца последовательности, что существенно облегчает последующую очистку.</w:t>
+      </w:r>
+    </w:p>
+    <w:p>
+      <w:pPr>
+        <w:ind w:firstLine="709"/>
+        <w:jc w:val="both"/>
+      </w:pPr>
+      <w:r>
+        <w:t xml:space="preserve">Эффективность детритилирования удобно контролировать в реальном времени по интенсивности оранжевой окраски отщепляемого диметокситритил-катиона: спектрофотометрическое измерение поглощения смывов позволяет оценить выход каждого цикла и своевременно выявить сбой. Длительность полного цикла на современных приборах составляет несколько минут, что делает возможным синтез типового праймера в течение одного-двух часов.</w:t>
+      </w:r>
+    </w:p>
+    <w:p>
+      <w:pPr>
+        <w:ind w:firstLine="709"/>
+        <w:jc w:val="both"/>
+      </w:pPr>
+      <w:r>
+        <w:t xml:space="preserve">Практическое следствие степенной зависимости итогового выхода состоит в том, что технология синтеза длинных и коротких олигонуклеотидов различается по требованиям к качеству реагентов и по целесообразности тех или иных методов очистки. Для коротких диагностических праймеров высокая суммарная эффективность достигается относительно легко, тогда как для протяжённых последовательностей каждое улучшение отдельной стадии приобретает решающее значение.</w:t>
+      </w:r>
+    </w:p>
+    <w:p>
+      <w:pPr>
+        <w:ind w:firstLine="709"/>
+        <w:jc w:val="both"/>
+      </w:pPr>
+      <w:r>
+        <w:t xml:space="preserve">Для получения флуоресцентно-меченых зондов, применяемых в количественной ПЦР, в ходе синтеза вводят дополнительные модификации: флуорофор и гаситель присоединяют с помощью специальных фосфорамидитных реагентов либо через модифицированные носители и аминолинкеры с последующим постсинтетическим конъюгированием. Такие модификации усложняют синтез и предъявляют повышенные требования к условиям деблокирования, чтобы не разрушить чувствительные метки.</w:t>
+      </w:r>
+    </w:p>
+    <w:p>
+      <w:pPr>
+        <w:ind w:firstLine="709"/>
+        <w:jc w:val="both"/>
+      </w:pPr>
+      <w:r>
+        <w:t xml:space="preserve">Если вместо окисления на стадии стабилизации связи провести обработку сульфирующим реагентом, фосфит-триэфирная связь превращается не в фосфатную, а в фосфоротиоатную. Этот приём, встроенный в тот же цикл, позволяет получать модифицированные олигонуклеотиды без изменения общей схемы синтеза, что демонстрирует гибкость фосфорамидитной технологии и её адаптируемость под разные задачи.</w:t>
+      </w:r>
+    </w:p>
+    <w:p>
+      <w:pPr>
         <w:pStyle w:val="2"/>
         <w:spacing w:before="200" w:after="160"/>
         <w:ind w:firstLine="709"/>
@@ -6884,6 +7109,33 @@
     </w:p>
     <w:p>
       <w:pPr>
+        <w:ind w:firstLine="709"/>
+        <w:jc w:val="both"/>
+      </w:pPr>
+      <w:r>
+        <w:t xml:space="preserve">Принцип ортогональности защитных групп означает, что условия снятия одной группы не затрагивают другие. Кислотолабильная диметокситритильная группа удаляется мягкой кислотой в каждом цикле, тогда как защита азотистых оснований и фосфатного остова устойчива к этим условиям и снимается только на финальной стадии действием основания. Такое разделение по химической природе делает процесс предсказуемым и управляемым.</w:t>
+      </w:r>
+    </w:p>
+    <w:p>
+      <w:pPr>
+        <w:ind w:firstLine="709"/>
+        <w:jc w:val="both"/>
+      </w:pPr>
+      <w:r>
+        <w:t xml:space="preserve">Защита фосфатного остова 2-цианэтильной группой удаляется по механизму β-элиминирования под действием аммиака с образованием акрилонитрила; это мягкий и чистый процесс, не повреждающий цепь. Экзоциклические аминогруппы оснований защищают избирательно: аденин и цитозин — чаще бензоильной группой, гуанин — изобутирильной. Для ускоренного снятия защиты применяют и альтернативные группы (например, фенилацетильные или ацетильные), позволяющие сократить время финальной обработки.</w:t>
+      </w:r>
+    </w:p>
+    <w:p>
+      <w:pPr>
+        <w:ind w:firstLine="709"/>
+        <w:jc w:val="both"/>
+      </w:pPr>
+      <w:r>
+        <w:t xml:space="preserve">Подбор системы защитных групп всегда является компромиссом между стабильностью в условиях синтеза и лёгкостью финального снятия. Слишком устойчивая защита потребует жёстких условий деблокирования, способных повредить цепь, тогда как чрезмерно лабильная — может частично отщепляться в ходе сборки и приводить к побочным реакциям. Современные наборы защитных групп оптимизированы именно под этот баланс.</w:t>
+      </w:r>
+    </w:p>
+    <w:p>
+      <w:pPr>
         <w:pStyle w:val="2"/>
         <w:spacing w:before="200" w:after="160"/>
         <w:ind w:firstLine="709"/>
@@ -6921,6 +7173,51 @@
     </w:p>
     <w:p>
       <w:pPr>
+        <w:ind w:firstLine="709"/>
+        <w:jc w:val="both"/>
+      </w:pPr>
+      <w:r>
+        <w:t xml:space="preserve">Стекло с контролируемым размером пор выпускают с разным диаметром пор: для коротких олигонуклеотидов применяют носители с порами около пятисот ангстрем, тогда как для протяжённых цепей используют материалы с порами в тысячу и более ангстрем, обеспечивающие свободный доступ реагентов к растущей молекуле. Полистирольные носители отличаются большей ёмкостью и гидрофобностью и удобны при малых масштабах синтеза.</w:t>
+      </w:r>
+    </w:p>
+    <w:p>
+      <w:pPr>
+        <w:ind w:firstLine="709"/>
+        <w:jc w:val="both"/>
+      </w:pPr>
+      <w:r>
+        <w:t xml:space="preserve">Стартовый нуклеозид присоединяется к носителю через расщепляемый линкер, чаще всего сукцинильный, образующий сложноэфирную связь, легко разрываемую аммиаком на финальной стадии. Так называемые универсальные носители несут не конкретный нуклеозид, а общий якорь, к которому можно присоединить любое первое звено, что упрощает логистику и снижает число типов расходных материалов в лаборатории.</w:t>
+      </w:r>
+    </w:p>
+    <w:p>
+      <w:pPr>
+        <w:ind w:firstLine="709"/>
+        <w:jc w:val="both"/>
+      </w:pPr>
+      <w:r>
+        <w:t xml:space="preserve">От характеристик носителя зависят не только доступность растущей цепи для реагентов, но и максимально достижимая длина продукта и его выход. Правильный выбор диаметра пор и ёмкости носителя под конкретную задачу является частью методической подготовки синтеза и учитывается при планировании получения праймеров заданной длины.</w:t>
+      </w:r>
+    </w:p>
+    <w:p>
+      <w:pPr>
+        <w:ind w:firstLine="709"/>
+        <w:jc w:val="both"/>
+      </w:pPr>
+      <w:r>
+        <w:t xml:space="preserve">Ёмкость носителя, выражаемая в микромолях стартового нуклеозида на грамм материала, напрямую определяет количество получаемого продукта. Для аналитических праймеров достаточно носителей умеренной ёмкости, тогда как препаративные задачи требуют материалов с высокой загрузкой. Важно, чтобы загрузка не была чрезмерной: при слишком плотном расположении растущих цепей возрастает их взаимное стерическое влияние, способное снижать эффективность конденсации.</w:t>
+      </w:r>
+    </w:p>
+    <w:p>
+      <w:pPr>
+        <w:ind w:firstLine="709"/>
+        <w:jc w:val="both"/>
+      </w:pPr>
+      <w:r>
+        <w:t xml:space="preserve">Готовые к использованию предварительно заполненные колонки с носителем заданного типа и масштаба существенно упрощают рутинную работу: оператору достаточно установить колонку в прибор и задать последовательность. Стандартизация расходных материалов снижает вариабельность между синтезами и облегчает контроль качества, что особенно важно при регулярном получении наборов праймеров для диагностических применений.</w:t>
+      </w:r>
+    </w:p>
+    <w:p>
+      <w:pPr>
         <w:pStyle w:val="2"/>
         <w:spacing w:before="200" w:after="160"/>
         <w:ind w:firstLine="709"/>
@@ -6978,6 +7275,42 @@
       <w:proofErr w:type="spellEnd"/>
       <w:r>
         <w:t xml:space="preserve"> защиту фосфатов [5, 6]. В результате получают неочищенную смесь, содержащую целевой продукт, а также укороченные цепи и низкомолекулярные примеси, которые удаляют на стадии очистки.</w:t>
+      </w:r>
+    </w:p>
+    <w:p>
+      <w:pPr>
+        <w:ind w:firstLine="709"/>
+        <w:jc w:val="both"/>
+      </w:pPr>
+      <w:r>
+        <w:t xml:space="preserve">Условия деблокирования подбирают исходя из природы защитных групп и стабильности целевой последовательности. Классическая обработка концентрированным водным аммиаком при повышенной температуре в течение нескольких часов одновременно отщепляет цепь от носителя и снимает защиту оснований и фосфатов. Для лабильных модификаций применяют более мягкие смеси (например, аммиак с метиламином), сокращающие время и температуру обработки.</w:t>
+      </w:r>
+    </w:p>
+    <w:p>
+      <w:pPr>
+        <w:ind w:firstLine="709"/>
+        <w:jc w:val="both"/>
+      </w:pPr>
+      <w:r>
+        <w:t xml:space="preserve">При синтезе РНК добавляется отдельная стадия удаления защиты 2′-гидроксильной группы (как правило, силильного типа), проводимая в безводных фторид-содержащих условиях, поскольку именно 2′-гидроксил определяет повышенную лабильность рибоолигонуклеотидов. Для ДНК-праймеров такая стадия не требуется. Важно также учитывать риск депуринизации в кислых условиях детритилирования, который минимизируют точным контролем времени обработки.</w:t>
+      </w:r>
+    </w:p>
+    <w:p>
+      <w:pPr>
+        <w:ind w:firstLine="709"/>
+        <w:jc w:val="both"/>
+      </w:pPr>
+      <w:r>
+        <w:t xml:space="preserve">Стадия деблокирования завершает химическую часть синтеза и переводит продукт из связанного с носителем защищённого состояния в свободный, готовый к очистке олигонуклеотид. От корректности её проведения зависит сохранность целевой последовательности: недостаточная обработка оставляет защитные группы, а избыточная — повышает риск деградации, поэтому условия строго стандартизуют.</w:t>
+      </w:r>
+    </w:p>
+    <w:p>
+      <w:pPr>
+        <w:ind w:firstLine="709"/>
+        <w:jc w:val="both"/>
+      </w:pPr>
+      <w:r>
+        <w:t xml:space="preserve">Скорость и полнота снятия защитных групп зависят не только от состава деблокирующего раствора, но и от нуклеотидного состава последовательности: богатые гуанином участки требуют более тщательного контроля условий из-за риска побочных реакций. Поэтому для ответственных применений условия финальной обработки подбирают с учётом конкретной последовательности, а полноту снятия защиты при необходимости подтверждают аналитическими методами.</w:t>
       </w:r>
     </w:p>
     <w:p>
@@ -7397,6 +7730,60 @@
     </w:p>
     <w:p>
       <w:pPr>
+        <w:ind w:firstLine="709"/>
+        <w:jc w:val="both"/>
+      </w:pPr>
+      <w:r>
+        <w:t xml:space="preserve">Обессоливание неочищенного препарата (например, гель-фильтрацией или на картриджах обращённо-фазового типа) удаляет соли, остатки защитных групп и низкомолекулярные реагенты и часто является достаточным для рутинных праймеров. Для задач, требующих повышенной чистоты, применяют препаративные методы — денатурирующий электрофорез в полиакриламидном геле или ионообменную и обращённо-фазовую жидкостную хроматографию.</w:t>
+      </w:r>
+    </w:p>
+    <w:p>
+      <w:pPr>
+        <w:ind w:firstLine="709"/>
+        <w:jc w:val="both"/>
+      </w:pPr>
+      <w:r>
+        <w:t xml:space="preserve">Концентрацию готового олигонуклеотида рассчитывают по закону Бугера—Ламберта—Бера, используя молярный коэффициент экстинкции при длине волны двести шестьдесят нанометров, который вычисляют по нуклеотидному составу методом ближайших соседей. Отношение поглощений при двухстах шестидесяти и двухстах восьмидесяти нанометрах служит индикатором белковых и фенольных примесей, а соотношение при двухстах шестидесяти и двухстах тридцати — индикатором солевого и органического загрязнения.</w:t>
+      </w:r>
+    </w:p>
+    <w:p>
+      <w:pPr>
+        <w:ind w:firstLine="709"/>
+        <w:jc w:val="both"/>
+      </w:pPr>
+      <w:r>
+        <w:t xml:space="preserve">Для подтверждения структуры и молекулярной массы применяют масс-спектрометрию с ионизацией электрораспылением или матрично-активированную лазерную десорбцию/ионизацию, а гомогенность препарата оценивают аналитическим капиллярным электрофорезом или аналитической хроматографией. Совокупность этих методов гарантирует, что в реакцию вводится именно целевая последовательность требуемой длины и чистоты, что является необходимым условием надёжного анализа экспрессии гена TOP2A.</w:t>
+      </w:r>
+    </w:p>
+    <w:p>
+      <w:pPr>
+        <w:ind w:firstLine="709"/>
+        <w:jc w:val="both"/>
+      </w:pPr>
+      <w:r>
+        <w:t xml:space="preserve">Выбор метода очистки определяется назначением олигонуклеотида и требуемой степенью чистоты: для рутинных праймеров обычно достаточно обессоливания, тогда как для зондов количественной ПЦР и для протяжённых последовательностей применяют препаративную хроматографию или электрофорез. Такой дифференцированный подход позволяет рационально расходовать ресурсы лаборатории без потери качества там, где оно критично.</w:t>
+      </w:r>
+    </w:p>
+    <w:p>
+      <w:pPr>
+        <w:ind w:firstLine="709"/>
+        <w:jc w:val="both"/>
+      </w:pPr>
+      <w:r>
+        <w:t xml:space="preserve">Завершая рассмотрение теоретических основ синтеза, следует подчеркнуть, что все стадии — от подбора защитных групп до финального контроля качества — образуют единую технологическую цепь. Каждое звено этой цепи вносит вклад в итоговую чистоту и точность праймера, а значит, и в достоверность последующего анализа экспрессии гена TOP2A методом полимеразной цепной реакции.</w:t>
+      </w:r>
+    </w:p>
+    <w:p>
+      <w:pPr>
+        <w:ind w:firstLine="709"/>
+        <w:jc w:val="both"/>
+      </w:pPr>
+      <w:r>
+        <w:t xml:space="preserve">Стоит отметить, что переход от лабораторного к промышленному масштабу синтеза сопровождается переходом к системам гарантии качества и стандартизованным регламентам, особенно при производстве олигонуклеотидов терапевтического назначения. Хотя получение аналитических праймеров не требует столь строгой регламентации, общие принципы контроля чистоты, подтверждения структуры и документирования партий заимствуются именно из этой практики и повышают надёжность диагностических исследований.</w:t>
+      </w:r>
+    </w:p>
+    <w:p>
+      <w:pPr>
         <w:pStyle w:val="1"/>
         <w:pageBreakBefore/>
         <w:spacing w:before="240" w:after="240"/>
@@ -7952,6 +8339,51 @@
       <w:pPr>
         <w:spacing w:after="120"/>
       </w:pPr>
+    </w:p>
+    <w:p>
+      <w:pPr>
+        <w:ind w:firstLine="709"/>
+        <w:jc w:val="both"/>
+      </w:pPr>
+      <w:r>
+        <w:t xml:space="preserve">Внутри каждого из двух основных типов топоизомераз выделяют подсемейства, различающиеся структурой и деталями механизма. Так, среди ферментов первого типа различают подтипы IA и IB, отличающиеся способом образования ковалентного промежуточного комплекса и направлением релаксации сверхспирализации. Среди ферментов второго типа выделяют подсемейства IIA и IIB; к подсемейству IIA относятся эукариотическая топоизомераза II и бактериальные ферменты — ДНК-гираза и топоизомераза IV.</w:t>
+      </w:r>
+    </w:p>
+    <w:p>
+      <w:pPr>
+        <w:ind w:firstLine="709"/>
+        <w:jc w:val="both"/>
+      </w:pPr>
+      <w:r>
+        <w:t xml:space="preserve">Бактериальная ДНК-гираза уникальна тем, что способна вносить в молекулу ДНК отрицательную сверхспирализацию с затратой энергии аденозинтрифосфата; это свойство делает её мишенью антибактериальных препаратов фторхинолонового ряда. Сходство механизма прокариотических и эукариотических ферментов второго типа объясняет, почему многие соединения, воздействующие на топоизомеразы, обладают как противоопухолевой, так и антибактериальной активностью.</w:t>
+      </w:r>
+    </w:p>
+    <w:p>
+      <w:pPr>
+        <w:ind w:firstLine="709"/>
+        <w:jc w:val="both"/>
+      </w:pPr>
+      <w:r>
+        <w:t xml:space="preserve">Топологические проблемы, которые решают эти ферменты, носят универсальный характер: при движении репликативной вилки или транскрипционного комплекса по двойной спирали неизбежно возникает торсионное напряжение, а после репликации дочерние молекулы оказываются взаимно перевиты (катенированы). Без своевременного действия топоизомераз эти напряжения остановили бы фундаментальные генетические процессы, что подчёркивает незаменимость данного класса ферментов для жизнедеятельности клетки.</w:t>
+      </w:r>
+    </w:p>
+    <w:p>
+      <w:pPr>
+        <w:ind w:firstLine="709"/>
+        <w:jc w:val="both"/>
+      </w:pPr>
+      <w:r>
+        <w:t xml:space="preserve">Универсальность функций топоизомераз объясняет их присутствие во всех царствах живого и высокую эволюционную консервативность. Различия в строении прокариотических и эукариотических ферментов при этом достаточны, чтобы создавать селективные ингибиторы, избирательно подавляющие бактериальные мишени и не затрагивающие ферменты человека, что используется в антибактериальной терапии.</w:t>
+      </w:r>
+    </w:p>
+    <w:p>
+      <w:pPr>
+        <w:ind w:firstLine="709"/>
+        <w:jc w:val="both"/>
+      </w:pPr>
+      <w:r>
+        <w:t xml:space="preserve">Зрелый транскрипт гена TOP2A образуется в результате удаления многочисленных интронов, и именно его последовательность определяет участки, доступные для дизайна праймеров. Понимание границ экзонов необходимо для реализации приёма размещения праймеров на их стыке; соответствующую информацию получают из аннотированных баз данных, содержащих как геномную, так и транскриптную последовательности гена.</w:t>
+      </w:r>
     </w:p>
     <w:p>
       <w:pPr>
@@ -8172,6 +8604,69 @@
     </w:p>
     <w:p>
       <w:pPr>
+        <w:ind w:firstLine="709"/>
+        <w:jc w:val="both"/>
+      </w:pPr>
+      <w:r>
+        <w:t xml:space="preserve">Матричная РНК гена TOP2A имеет протяжённость около пяти тысяч нуклеотидов и кодирует полипептид длиной примерно в полторы тысячи аминокислотных остатков. В пространственной организации белка выделяют несколько функциональных доменов: N-концевой АТФазный домен, относящийся к суперсемейству GHKL; центральный каталитический кор, включающий TOPRIM-домен и домен с активным тирозиновым остатком, ответственным за разрыв и воссоединение цепей; и вариабельный C-концевой домен, участвующий в регуляции и внутриклеточной локализации.</w:t>
+      </w:r>
+    </w:p>
+    <w:p>
+      <w:pPr>
+        <w:ind w:firstLine="709"/>
+        <w:jc w:val="both"/>
+      </w:pPr>
+      <w:r>
+        <w:t xml:space="preserve">Регуляция экспрессии гена осуществляется на уровне промотора, содержащего инвертированные CCAAT-боксы и сайты связывания транскрипционных факторов, активность которых зависит от фазы клеточного цикла. Именно эта регуляция обеспечивает резкое возрастание количества белка в пролиферирующих клетках и его падение в состоянии покоя, что лежит в основе использования гена в качестве маркера деления.</w:t>
+      </w:r>
+    </w:p>
+    <w:p>
+      <w:pPr>
+        <w:ind w:firstLine="709"/>
+        <w:jc w:val="both"/>
+      </w:pPr>
+      <w:r>
+        <w:t xml:space="preserve">Близкородственный ген TOP2B, кодирующий бета-изоформу фермента, расположен на другой хромосоме (в области 3p24) и экспрессируется конститутивно. Высокая степень сходства нуклеотидных последовательностей двух генов создаёт принципиальную проблему при разработке диагностических праймеров: они должны попадать в участки, уникальные для TOP2A, чтобы исключить перекрёстную амплификацию TOP2B и связанные с ней ложные результаты.</w:t>
+      </w:r>
+    </w:p>
+    <w:p>
+      <w:pPr>
+        <w:ind w:firstLine="709"/>
+        <w:jc w:val="both"/>
+      </w:pPr>
+      <w:r>
+        <w:t xml:space="preserve">Знание доменной организации белка важно и для понимания механизма действия лекарственных препаратов, и для интерпретации мутаций, изменяющих чувствительность опухоли к терапии. Мутации в каталитическом коре способны нарушать образование расщепляемого комплекса и тем самым снижать эффективность ядов топоизомеразы, что имеет прямое клиническое значение.</w:t>
+      </w:r>
+    </w:p>
+    <w:p>
+      <w:pPr>
+        <w:ind w:firstLine="709"/>
+        <w:jc w:val="both"/>
+      </w:pPr>
+      <w:r>
+        <w:t xml:space="preserve">Сложная экзон-интронная организация гена TOP2A одновременно создаёт удобную возможность для дизайна праймеров: размещая участки связывания на стыке экзонов, разделённых протяжённым интроном в геномной ДНК, удаётся надёжно отличать сигнал матричной РНК от сигнала примесной геномной ДНК, что критично для корректной оценки экспрессии.</w:t>
+      </w:r>
+    </w:p>
+    <w:p>
+      <w:pPr>
+        <w:ind w:firstLine="709"/>
+        <w:jc w:val="both"/>
+      </w:pPr>
+      <w:r>
+        <w:t xml:space="preserve">С точки зрения молекулярной диагностики важно, что зрелая матричная РНК гена TOP2A формируется в результате сплайсинга, удаляющего интроны; именно последовательность зрелого транскрипта служит образцом для подбора праймеров. Это обстоятельство и позволяет использовать приём размещения участков связывания на стыке экзонов: в комплементарной ДНК, синтезированной по матричной РНК, такой стык непрерывен, тогда как в геномной ДНК он разорван интроном.</w:t>
+      </w:r>
+    </w:p>
+    <w:p>
+      <w:pPr>
+        <w:ind w:firstLine="709"/>
+        <w:jc w:val="both"/>
+      </w:pPr>
+      <w:r>
+        <w:t xml:space="preserve">Для выявления изменения числа копий гена TOP2A в опухолевой ткани применяют методы гибридизации in situ — флуоресцентную и хромогенную, — позволяющие непосредственно подсчитать число сигналов гена в ядре и сопоставить его с числом центромерных сигналов соответствующей хромосомы. Эти методы дополняют количественную ПЦР, оценивающую уровень транскрипта, и вместе формируют более полную картину статуса гена.</w:t>
+      </w:r>
+    </w:p>
+    <w:p>
+      <w:pPr>
         <w:pStyle w:val="2"/>
         <w:spacing w:before="200" w:after="160"/>
         <w:ind w:firstLine="709"/>
@@ -8270,6 +8765,42 @@
       <w:proofErr w:type="spellEnd"/>
       <w:r>
         <w:t xml:space="preserve"> альфа к пролиферации делает ген TOP2A удобным маркером скорости деления клеток и обосновывает интерес к измерению уровня его матричной РНК в опухолевой ткани.</w:t>
+      </w:r>
+    </w:p>
+    <w:p>
+      <w:pPr>
+        <w:ind w:firstLine="709"/>
+        <w:jc w:val="both"/>
+      </w:pPr>
+      <w:r>
+        <w:t xml:space="preserve">Альфа- и бета-изоформы обладают приблизительно семьюдесятью процентами идентичности аминокислотной последовательности, однако существенно различаются временем полужизни белка и характером экспрессии в течение клеточного цикла. Количество альфа-изоформы достигает максимума в фазах синтеза и митоза и быстро снижается по их завершении, тогда как уровень бета-изоформы остаётся относительно постоянным.</w:t>
+      </w:r>
+    </w:p>
+    <w:p>
+      <w:pPr>
+        <w:ind w:firstLine="709"/>
+        <w:jc w:val="both"/>
+      </w:pPr>
+      <w:r>
+        <w:t xml:space="preserve">Функциональные различия подтверждаются экспериментами с нокаутом соответствующих генов: отсутствие альфа-изоформы летально для делящихся клеток, поскольку нарушается сегрегация хромосом, тогда как бета-изоформа особенно важна для транскрипции в дифференцированных, в том числе нейрональных, клетках. Такое разделение функций объясняет, почему именно альфа-изоформа служит индикатором пролиферативной активности и представляет наибольший интерес для онкологической диагностики.</w:t>
+      </w:r>
+    </w:p>
+    <w:p>
+      <w:pPr>
+        <w:ind w:firstLine="709"/>
+        <w:jc w:val="both"/>
+      </w:pPr>
+      <w:r>
+        <w:t xml:space="preserve">Различие в характере экспрессии двух изоформ имеет и методические последствия: при анализе пролиферативной активности целевой мишенью должна быть именно альфа-изоформа, кодируемая геном TOP2A, тогда как конститутивно экспрессируемый ген TOP2B в данном контексте рассматривается как источник потенциальной перекрёстной реакции, которую необходимо исключить на этапе дизайна праймеров.</w:t>
+      </w:r>
+    </w:p>
+    <w:p>
+      <w:pPr>
+        <w:ind w:firstLine="709"/>
+        <w:jc w:val="both"/>
+      </w:pPr>
+      <w:r>
+        <w:t xml:space="preserve">Помимо различий в регуляции, изоформы топоизомеразы II различаются и внутриклеточной локализацией, и набором белков-партнёров, с которыми они взаимодействуют. Альфа-изоформа преимущественно ассоциирована с реплицирующейся и конденсирующейся ДНК в делящихся клетках, тогда как бета-изоформа участвует в регуляции транскрипции, в том числе в долгоживущих неделящихся клетках нервной ткани. Эти различия объясняют, почему мишенью при оценке пролиферации служит именно продукт гена TOP2A.</w:t>
       </w:r>
     </w:p>
     <w:p>
@@ -8611,6 +9142,42 @@
     </w:p>
     <w:p>
       <w:pPr>
+        <w:ind w:firstLine="709"/>
+        <w:jc w:val="both"/>
+      </w:pPr>
+      <w:r>
+        <w:t xml:space="preserve">Каталитический цикл топоизомеразы II удобно описывать в рамках двухворотной модели, в которой фермент-гомодимер образует три последовательно открывающихся и закрывающихся «ворот»: N-концевые (АТФазные) ворота, ворота ДНК и C-концевые ворота. Связывание двух молекул аденозинтрифосфата вызывает димеризацию АТФазных доменов и закрытие N-ворот, что инициирует согласованное движение сегментов ДНК.</w:t>
+      </w:r>
+    </w:p>
+    <w:p>
+      <w:pPr>
+        <w:ind w:firstLine="709"/>
+        <w:jc w:val="both"/>
+      </w:pPr>
+      <w:r>
+        <w:t xml:space="preserve">Разрыв G-сегмента сопровождается образованием ковалентной фосфотирозиновой связи между активными тирозиновыми остатками фермента и 5′-концами разрезанных цепей; при этом разрывы на двух цепях смещены на четыре нуклеотида. В катализе участвуют ионы магния, реализующие двухметалльный механизм фосфодиэфирного расщепления и воссоединения. После проведения T-сегмента через разрыв фермент восстанавливает целостность цепей и высвобождает продукт, а гидролиз аденозинтрифосфата возвращает его в исходное состояние.</w:t>
+      </w:r>
+    </w:p>
+    <w:p>
+      <w:pPr>
+        <w:ind w:firstLine="709"/>
+        <w:jc w:val="both"/>
+      </w:pPr>
+      <w:r>
+        <w:t xml:space="preserve">Принципиально важно, что ковалентный промежуточный комплекс «фермент—разрезанная ДНК» в норме существует крайне недолго. Любое воздействие, продлевающее время его существования, превращает жизненно необходимый фермент в источник устойчивых двухцепочечных разрывов генома — именно на этом основано действие важнейшего класса противоопухолевых препаратов, рассматриваемых далее.</w:t>
+      </w:r>
+    </w:p>
+    <w:p>
+      <w:pPr>
+        <w:ind w:firstLine="709"/>
+        <w:jc w:val="both"/>
+      </w:pPr>
+      <w:r>
+        <w:t xml:space="preserve">Понимание каталитического механизма не является чисто теоретическим: именно на стадии существования расщепляемого комплекса реализуется действие важнейших противоопухолевых препаратов, а особенности связывания ионов магния и структуры активного центра определяют чувствительность фермента к ингибиторам. Поэтому детальное знание механизма служит основой рационального поиска и применения лекарственных средств.</w:t>
+      </w:r>
+    </w:p>
+    <w:p>
+      <w:pPr>
         <w:pStyle w:val="2"/>
         <w:spacing w:before="200" w:after="160"/>
         <w:ind w:firstLine="709"/>
@@ -8889,6 +9456,60 @@
     </w:p>
     <w:p>
       <w:pPr>
+        <w:ind w:firstLine="709"/>
+        <w:jc w:val="both"/>
+      </w:pPr>
+      <w:r>
+        <w:t xml:space="preserve">Пик экспрессии альфа-изоформы приходится на переход от фазы синтеза к фазам G2 и митоза, что согласуется с её ролью в подготовке хромосом к расхождению. На этом этапе фермент действует совместно с комплексом конденсинов, обеспечивая правильную конденсацию и индивидуализацию хромосом, а также окончательное разделение сцепленных сестринских хроматид.</w:t>
+      </w:r>
+    </w:p>
+    <w:p>
+      <w:pPr>
+        <w:ind w:firstLine="709"/>
+        <w:jc w:val="both"/>
+      </w:pPr>
+      <w:r>
+        <w:t xml:space="preserve">Тесная связь уровня фермента с пролиферацией делает его поведение сходным с поведением классического маркера деления Ki-67. Совместная оценка таких показателей повышает надёжность характеристики пролиферативного потенциала ткани. Нарушение функции топоизомеразы II альфа на стадии декатенации активирует особый контрольный механизм клеточного цикла, задерживающий вступление в митоз до устранения топологических дефектов; срыв этого контроля ведёт к хромосомной нестабильности.</w:t>
+      </w:r>
+    </w:p>
+    <w:p>
+      <w:pPr>
+        <w:ind w:firstLine="709"/>
+        <w:jc w:val="both"/>
+      </w:pPr>
+      <w:r>
+        <w:t xml:space="preserve">Связь экспрессии альфа-изоформы с фазами активного деления превращает её измерение в косвенную, но информативную оценку пролиферативного потенциала ткани. Это особенно ценно в онкологии, где скорость деления клеток напрямую связана с агрессивностью опухоли и с выбором тактики лечения, что и обосновывает интерес к точному количественному анализу матричной РНК гена.</w:t>
+      </w:r>
+    </w:p>
+    <w:p>
+      <w:pPr>
+        <w:ind w:firstLine="709"/>
+        <w:jc w:val="both"/>
+      </w:pPr>
+      <w:r>
+        <w:t xml:space="preserve">Контроль декатенации, реализуемый клеткой перед вступлением в митоз, тесно связан с активностью топоизомеразы II альфа: пока сестринские хроматиды не разделены, прохождение в анафазу блокируется. Срыв этого контроля при опухолевой трансформации ведёт к неравному распределению генетического материала, анеуплоидии и дальнейшей хромосомной нестабильности — ключевым свойствам злокачественных клеток, что дополнительно объясняет диагностическую ценность измерения уровня фермента.</w:t>
+      </w:r>
+    </w:p>
+    <w:p>
+      <w:pPr>
+        <w:ind w:firstLine="709"/>
+        <w:jc w:val="both"/>
+      </w:pPr>
+      <w:r>
+        <w:t xml:space="preserve">Регуляция активности топоизомеразы II альфа тесно переплетена с сетью контроля клеточного цикла, в которой участвуют циклин-зависимые киназы и опухолевый супрессор p53. Нарушение этих регуляторных связей при злокачественной трансформации способно одновременно усиливать пролиферацию и повышать экспрессию гена, что делает его уровень интегральным отражением разбалансированности клеточного цикла в опухоли.</w:t>
+      </w:r>
+    </w:p>
+    <w:p>
+      <w:pPr>
+        <w:ind w:firstLine="709"/>
+        <w:jc w:val="both"/>
+      </w:pPr>
+      <w:r>
+        <w:t xml:space="preserve">В покоящихся клетках, находящихся в фазе G0, экспрессия гена TOP2A практически не определяется, что создаёт высокий контраст между делящимися и неделящимися популяциями. Этот контраст и лежит в основе диагностической информативности маркера: измеряемый уровень транскрипта фактически отражает долю клеток, активно проходящих цикл деления, в исследуемом образце ткани.</w:t>
+      </w:r>
+    </w:p>
+    <w:p>
+      <w:pPr>
         <w:pStyle w:val="2"/>
         <w:spacing w:before="200" w:after="160"/>
         <w:ind w:firstLine="709"/>
@@ -9217,6 +9838,60 @@
     </w:p>
     <w:p>
       <w:pPr>
+        <w:ind w:firstLine="709"/>
+        <w:jc w:val="both"/>
+      </w:pPr>
+      <w:r>
+        <w:t xml:space="preserve">Среди ядов топоизомеразы II, помимо антрациклиновых антибиотиков и этопозида, клинически применяют митоксантрон и тенипозид. Все они стабилизируют расщепляемый комплекс и переводят фермент из помощника репликации в источник летальных для делящейся клетки разрывов. Каталитические ингибиторы (например, дексразоксан) действуют иначе — они блокируют ферментативный цикл, не накапливая разрывов, и иногда используются как средства защиты от кардиотоксичности антрациклинов.</w:t>
+      </w:r>
+    </w:p>
+    <w:p>
+      <w:pPr>
+        <w:ind w:firstLine="709"/>
+        <w:jc w:val="both"/>
+      </w:pPr>
+      <w:r>
+        <w:t xml:space="preserve">Терапия ядами топоизомеразы сопряжена и с отдалёнными рисками: индуцированные двухцепочечные разрывы могут приводить к специфическим хромосомным транслокациям и развитию вторичных лейкозов. Это обстоятельство усиливает потребность в индивидуализации лечения и в точной предварительной оценке уровня мишени, поскольку и избыточная, и недостаточная экспрессия фермента по-разному влияют на эффективность и безопасность терапии.</w:t>
+      </w:r>
+    </w:p>
+    <w:p>
+      <w:pPr>
+        <w:ind w:firstLine="709"/>
+        <w:jc w:val="both"/>
+      </w:pPr>
+      <w:r>
+        <w:t xml:space="preserve">Механизмы лекарственной устойчивости к ядам топоизомеразы включают снижение экспрессии гена, мутации в кодирующей последовательности, изменяющие сродство к препарату, а также усиление работы белков множественной лекарственной устойчивости, выводящих препарат из клетки. Понимание этих механизмов дополнительно обосновывает ценность количественной оценки экспрессии TOP2A как инструмента прогнозирования ответа на лечение.</w:t>
+      </w:r>
+    </w:p>
+    <w:p>
+      <w:pPr>
+        <w:ind w:firstLine="709"/>
+        <w:jc w:val="both"/>
+      </w:pPr>
+      <w:r>
+        <w:t xml:space="preserve">Двойственная природа топоизомеразы II — жизненно необходимого фермента и одновременно мишени токсичных воздействий — определяет тонкий баланс эффективности и безопасности терапии. Именно поэтому предварительная количественная оценка уровня мишени рассматривается как способ повысить избирательность лечения, направив наиболее агрессивные схемы тем пациентам, опухоли которых с наибольшей вероятностью на них ответят.</w:t>
+      </w:r>
+    </w:p>
+    <w:p>
+      <w:pPr>
+        <w:ind w:firstLine="709"/>
+        <w:jc w:val="both"/>
+      </w:pPr>
+      <w:r>
+        <w:t xml:space="preserve">Клиническая практика показывает, что ответ опухоли на антрациклины определяется не одним, а совокупностью факторов: уровнем экспрессии и числом копий гена TOP2A, статусом сопряжённого онкогена ERBB2, активностью систем репарации двухцепочечных разрывов и работой транспортёров множественной лекарственной устойчивости. Понимание этой многофакторности предостерегает от упрощённой трактовки единичного маркера и одновременно подчёркивает ценность точного количественного измерения каждого из компонентов.</w:t>
+      </w:r>
+    </w:p>
+    <w:p>
+      <w:pPr>
+        <w:ind w:firstLine="709"/>
+        <w:jc w:val="both"/>
+      </w:pPr>
+      <w:r>
+        <w:t xml:space="preserve">Отдельного внимания заслуживает кардиотоксичность антрациклинов, ограничивающая суммарную допустимую дозу и связанная в том числе с действием препаратов на бета-изоформу топоизомеразы в кардиомиоцитах. Это обстоятельство стимулирует поиск режимов, максимально использующих противоопухолевый эффект при минимальном повреждении сердца, и вновь указывает на важность индивидуальной оценки молекулярного профиля опухоли перед началом терапии.</w:t>
+      </w:r>
+    </w:p>
+    <w:p>
+      <w:pPr>
         <w:pStyle w:val="2"/>
         <w:spacing w:before="200" w:after="160"/>
         <w:ind w:firstLine="709"/>
@@ -9471,6 +10146,60 @@
     </w:p>
     <w:p>
       <w:pPr>
+        <w:ind w:firstLine="709"/>
+        <w:jc w:val="both"/>
+      </w:pPr>
+      <w:r>
+        <w:t xml:space="preserve">В нормальных тканях иммуногистохимическая оценка выявляет ядерное окрашивание лишь в небольшой доле клеток обновляющихся популяций, тогда как в опухолях индекс мечения может многократно возрастать. Для стандартизации результата применяют подсчёт доли позитивных ядер и балльные шкалы интенсивности окрашивания, что позволяет сопоставлять данные разных лабораторий.</w:t>
+      </w:r>
+    </w:p>
+    <w:p>
+      <w:pPr>
+        <w:ind w:firstLine="709"/>
+        <w:jc w:val="both"/>
+      </w:pPr>
+      <w:r>
+        <w:t xml:space="preserve">Особое клиническое значение имеет совместная амплификация локуса TOP2A и расположенного рядом онкогена ERBB2 (HER2) при раке молочной железы. Поскольку оба гена находятся в одной хромосомной области, амплификация участка способна одновременно затрагивать их; при этом статус TOP2A может изменяться независимо — как в сторону амплификации, так и делеции. Поэтому одновременная оценка обоих маркеров повышает информативность молекулярного портрета опухоли.</w:t>
+      </w:r>
+    </w:p>
+    <w:p>
+      <w:pPr>
+        <w:ind w:firstLine="709"/>
+        <w:jc w:val="both"/>
+      </w:pPr>
+      <w:r>
+        <w:t xml:space="preserve">Сопоставление данных об экспрессии на уровне белка (иммуногистохимия) и на уровне матричной РНК (количественная ПЦР) повышает надёжность характеристики опухоли, поскольку эти методы отражают разные, но взаимодополняющие стороны активности гена. Расхождения между ними могут указывать на посттранскрипционную регуляцию и сами по себе несут полезную биологическую информацию.</w:t>
+      </w:r>
+    </w:p>
+    <w:p>
+      <w:pPr>
+        <w:ind w:firstLine="709"/>
+        <w:jc w:val="both"/>
+      </w:pPr>
+      <w:r>
+        <w:t xml:space="preserve">Повышенная экспрессия TOP2A описана при целом ряде злокачественных новообразований — раке молочной железы, лёгкого, толстой и прямой кишки, предстательной железы — и, как правило, ассоциирована с высокой пролиферативной активностью и менее благоприятным прогнозом. Эта воспроизводимая в разных локализациях закономерность укрепляет представление о гене как об универсальном маркере агрессивности опухолевого роста.</w:t>
+      </w:r>
+    </w:p>
+    <w:p>
+      <w:pPr>
+        <w:ind w:firstLine="709"/>
+        <w:jc w:val="both"/>
+      </w:pPr>
+      <w:r>
+        <w:t xml:space="preserve">При раке молочной железы статус гена TOP2A рассматривают в тесной связи со статусом HER2: совместная амплификация участка 17q12-q21 встречается у значительной доли HER2-положительных опухолей. При этом TOP2A может быть как ко-амплифицирован, так и делетирован независимо от HER2, и каждый из этих вариантов по-разному ассоциируется с ответом на антрациклины, что делает раздельную оценку обоих локусов клинически значимой.</w:t>
+      </w:r>
+    </w:p>
+    <w:p>
+      <w:pPr>
+        <w:ind w:firstLine="709"/>
+        <w:jc w:val="both"/>
+      </w:pPr>
+      <w:r>
+        <w:t xml:space="preserve">Степень злокачественности опухоли, оцениваемая гистологически, во многих исследованиях коррелирует с уровнем экспрессии TOP2A: более агрессивные, низкодифференцированные новообразования, как правило, демонстрируют более высокие значения. Эта связь согласуется с биологической ролью фермента и поддерживает представление о его уровне как о количественном отражении пролиферативного потенциала и агрессивности опухолевого процесса.</w:t>
+      </w:r>
+    </w:p>
+    <w:p>
+      <w:pPr>
         <w:pStyle w:val="2"/>
         <w:spacing w:before="200" w:after="160"/>
         <w:ind w:firstLine="709"/>
@@ -9518,6 +10247,42 @@
       <w:proofErr w:type="spellEnd"/>
       <w:r>
         <w:t xml:space="preserve"> или нормальное число копий) и уровень его экспрессии помогают индивидуализировать выбор схемы лечения [2, 11, 15]. Именно поэтому надёжное количественное измерение матричной РНК TOP2A методом полимеразной цепной реакции имеет столь большое практическое значение и служит связующим звеном с третьей главой настоящей работы.</w:t>
+      </w:r>
+    </w:p>
+    <w:p>
+      <w:pPr>
+        <w:ind w:firstLine="709"/>
+        <w:jc w:val="both"/>
+      </w:pPr>
+      <w:r>
+        <w:t xml:space="preserve">Разграничение прогностической и предсказательной ценности маркера имеет принципиальное практическое значение. Прогностический маркер характеризует естественное течение заболевания независимо от лечения, тогда как предсказательный маркер указывает на вероятность ответа на конкретную терапию. Применительно к TOP2A прогностическая составляющая связана со скоростью пролиферации и степенью злокачественности, а предсказательная — с чувствительностью опухоли к ядам топоизомеразы.</w:t>
+      </w:r>
+    </w:p>
+    <w:p>
+      <w:pPr>
+        <w:ind w:firstLine="709"/>
+        <w:jc w:val="both"/>
+      </w:pPr>
+      <w:r>
+        <w:t xml:space="preserve">Ряд клинических исследований показал, что статус гена TOP2A ассоциирован с эффективностью антрациклин-содержащих схем химиотерапии, что делает его привлекательным кандидатом для включения в панели молекулярного тестирования. Однако реализация этого потенциала требует надёжного, воспроизводимого и стандартизованного количественного метода измерения экспрессии, роль которого выполняет количественная полимеразная цепная реакция, рассматриваемая в следующей главе.</w:t>
+      </w:r>
+    </w:p>
+    <w:p>
+      <w:pPr>
+        <w:ind w:firstLine="709"/>
+        <w:jc w:val="both"/>
+      </w:pPr>
+      <w:r>
+        <w:t xml:space="preserve">Накопленные сведения о биологии гена TOP2A формируют научное обоснование для его применения в качестве молекулярного маркера, однако переход от научной концепции к практическому инструменту возможен лишь при наличии стандартизованной и валидированной методики измерения. Таким образом, вторая глава логически подводит к рассмотрению полимеразной цепной реакции как технологической основы количественной оценки экспрессии.</w:t>
+      </w:r>
+    </w:p>
+    <w:p>
+      <w:pPr>
+        <w:ind w:firstLine="709"/>
+        <w:jc w:val="both"/>
+      </w:pPr>
+      <w:r>
+        <w:t xml:space="preserve">Следует подчеркнуть и ограничения биомаркера: результаты отдельных клинических исследований неоднородны, что связано с различиями в методах измерения, пороговых значениях и характеристиках выборок. Эта неоднородность лишь усиливает аргумент в пользу стандартизованной количественной методики, способной обеспечить сопоставимость данных, и тем самым служит дополнительным обоснованием практической части настоящей работы.</w:t>
       </w:r>
     </w:p>
     <w:p>
@@ -9581,6 +10346,33 @@
       <w:proofErr w:type="spellEnd"/>
       <w:r>
         <w:t xml:space="preserve"> [3]. Для исследований гена TOP2A полимеразная цепная реакция служит основным инструментом, позволяющим выявить и количественно оценить даже небольшое содержание матричной РНК в образце ткани.</w:t>
+      </w:r>
+    </w:p>
+    <w:p>
+      <w:pPr>
+        <w:ind w:firstLine="709"/>
+        <w:jc w:val="both"/>
+      </w:pPr>
+      <w:r>
+        <w:t xml:space="preserve">За разработку полимеразной цепной реакции К. Мюллис был удостоен Нобелевской премии по химии в 1993 году. В первых вариантах метода использовали фрагмент Кленова ДНК-полимеразы кишечной палочки, который разрушался при нагревании и требовал добавления новой порции фермента после каждого цикла денатурации. Это делало процесс трудоёмким и плохо поддающимся автоматизации.</w:t>
+      </w:r>
+    </w:p>
+    <w:p>
+      <w:pPr>
+        <w:ind w:firstLine="709"/>
+        <w:jc w:val="both"/>
+      </w:pPr>
+      <w:r>
+        <w:t xml:space="preserve">Принципиальным усовершенствованием стало применение термостабильной полимеразы Taq, выделенной из термофильной бактерии Thermus aquaticus, обитающей в горячих источниках. Способность фермента сохранять активность при температурах денатурации позволила автоматизировать реакцию в программируемом термоциклере и сделала метод массовым. Сегодня полимеразная цепная реакция применяется в диагностике инфекций, генетике, криминалистике, пищевой и экологической экспертизе, а её количественные варианты стали стандартом анализа экспрессии генов.</w:t>
+      </w:r>
+    </w:p>
+    <w:p>
+      <w:pPr>
+        <w:ind w:firstLine="709"/>
+        <w:jc w:val="both"/>
+      </w:pPr>
+      <w:r>
+        <w:t xml:space="preserve">Экспоненциальный характер накопления продукта является одновременно силой и уязвимостью метода: он обеспечивает исключительную чувствительность, но делает реакцию восприимчивой к загрязнениям и к ингибиторам, присутствующим в биологическом материале. Поэтому методическая культура постановки реакции — от пробоподготовки до организации рабочих зон — имеет такое же значение, как и сам химический процесс амплификации.</w:t>
       </w:r>
     </w:p>
     <w:p>
@@ -10024,6 +10816,60 @@
       <w:proofErr w:type="spellEnd"/>
       <w:r>
         <w:t>, тогда как его недостаток снижает активность полимеразы [13].</w:t>
+      </w:r>
+    </w:p>
+    <w:p>
+      <w:pPr>
+        <w:ind w:firstLine="709"/>
+        <w:jc w:val="both"/>
+      </w:pPr>
+      <w:r>
+        <w:t xml:space="preserve">Концентрации компонентов реакционной смеси подбирают эмпирически в определённых типичных диапазонах: праймеры — от 0,1 до 0,5 микромоля, каждый из дезоксирибонуклеозидтрифосфатов — около 200 микромолей, ионы магния — от 1,5 до 3 миллимолей. Дисбаланс этих компонентов снижает специфичность или выход реакции, поэтому при разработке тест-системы их оптимизируют совместно.</w:t>
+      </w:r>
+    </w:p>
+    <w:p>
+      <w:pPr>
+        <w:ind w:firstLine="709"/>
+        <w:jc w:val="both"/>
+      </w:pPr>
+      <w:r>
+        <w:t xml:space="preserve">Для повышения специфичности широко применяют полимеразы «горячего старта», активность которых блокирована при комнатной температуре антителами или химической модификацией и восстанавливается лишь после первичного прогрева. Это предотвращает образование неспецифических продуктов и димеров праймеров на стадии подготовки реакции. При работе со сложными, богатыми GC-парами матрицами в смесь вводят вспомогательные добавки — диметилсульфоксид, бетаин или формамид, — облегчающие денатурацию вторичных структур.</w:t>
+      </w:r>
+    </w:p>
+    <w:p>
+      <w:pPr>
+        <w:ind w:firstLine="709"/>
+        <w:jc w:val="both"/>
+      </w:pPr>
+      <w:r>
+        <w:t xml:space="preserve">Совместная оптимизация компонентов реакционной смеси представляет собой многопараметрическую задачу, в которой изменение одного фактора влияет на действие остальных. Так, концентрация ионов магния взаимосвязана с концентрацией дезоксирибонуклеозидтрифосфатов и праймеров, поскольку нуклеотиды связывают часть ионов магния. Поэтому при разработке тест-системы условия подбирают комплексно, ориентируясь на специфичность, выход и воспроизводимость.</w:t>
+      </w:r>
+    </w:p>
+    <w:p>
+      <w:pPr>
+        <w:ind w:firstLine="709"/>
+        <w:jc w:val="both"/>
+      </w:pPr>
+      <w:r>
+        <w:t xml:space="preserve">Буферный раствор обеспечивает не только оптимальные значения pH и ионной силы, но и содержит компоненты, стабилизирующие фермент и матрицу. Состав буфера и концентрация одновалентных катионов влияют на температуру плавления дуплексов и, следовательно, на специфичность отжига праймеров; поэтому при переносе протокола между приборами и наборами реагентов условия при необходимости повторно оптимизируют.</w:t>
+      </w:r>
+    </w:p>
+    <w:p>
+      <w:pPr>
+        <w:ind w:firstLine="709"/>
+        <w:jc w:val="both"/>
+      </w:pPr>
+      <w:r>
+        <w:t xml:space="preserve">Помимо концентрации ионов магния, на ход реакции влияет концентрация одновалентных катионов (калия), стабилизирующих дуплексы и модулирующих температуру плавления. Избыток одновалентных катионов может повышать неспецифический отжиг, поэтому состав солевой части буфера также входит в перечень оптимизируемых параметров при разработке тест-системы.</w:t>
+      </w:r>
+    </w:p>
+    <w:p>
+      <w:pPr>
+        <w:ind w:firstLine="709"/>
+        <w:jc w:val="both"/>
+      </w:pPr>
+      <w:r>
+        <w:t xml:space="preserve">Для предотвращения переноса продуктов из предыдущих реакций в состав смеси иногда вводят дезоксиуридинтрифосфат вместо части тимидинтрифосфата и фермент урацил-N-гликозилазу: перед началом амплификации фермент разрушает любые содержащие урацил продукты прежних реакций, после чего инактивируется нагреванием. Этот приём служит дополнительным барьером против контаминации, особенно значимой для высокочувствительных количественных методов.</w:t>
       </w:r>
     </w:p>
     <w:p>
@@ -10453,6 +11299,33 @@
     </w:p>
     <w:p>
       <w:pPr>
+        <w:ind w:firstLine="709"/>
+        <w:jc w:val="both"/>
+      </w:pPr>
+      <w:r>
+        <w:t xml:space="preserve">Скорость изменения температуры между стадиями (скорость рампы) и точность термостатирования напрямую влияют на специфичность и воспроизводимость реакции, поэтому современные термоциклеры оснащают высокоэффективными элементами Пельтье. Время элонгации устанавливают пропорционально длине ампликона из расчёта примерно одна минута на тысячу пар нуклеотидов, однако для коротких ампликонов количественной ПЦР оно невелико.</w:t>
+      </w:r>
+    </w:p>
+    <w:p>
+      <w:pPr>
+        <w:ind w:firstLine="709"/>
+        <w:jc w:val="both"/>
+      </w:pPr>
+      <w:r>
+        <w:t xml:space="preserve">Помимо классического трёхстадийного цикла применяют двухстадийный режим, в котором отжиг и элонгацию объединяют при одной температуре, что удобно для коротких продуктов с высокой температурой плавления праймеров. Приём «понижающегося отжига» (touchdown), при котором температуру отжига в первых циклах постепенно снижают, позволяет дополнительно повысить специфичность на старте реакции. Общее число циклов ограничивают, не доводя реакцию до плато, поскольку именно экспоненциальная фаза несёт количественную информацию.</w:t>
+      </w:r>
+    </w:p>
+    <w:p>
+      <w:pPr>
+        <w:ind w:firstLine="709"/>
+        <w:jc w:val="both"/>
+      </w:pPr>
+      <w:r>
+        <w:t xml:space="preserve">Температурно-временной профиль цикла адаптируют под конкретную пару праймеров и матрицу: температуру отжига уточняют экспериментально вблизи расчётной температуры плавления, добиваясь максимальной специфичности без потери выхода. Для количественного анализа особенно важна стабильность профиля от запуска к запуску, поскольку даже небольшие отклонения способны смещать значения порогового цикла и искажать оценку экспрессии.</w:t>
+      </w:r>
+    </w:p>
+    <w:p>
+      <w:pPr>
         <w:pStyle w:val="2"/>
         <w:spacing w:before="200" w:after="160"/>
         <w:ind w:firstLine="709"/>
@@ -10539,6 +11412,60 @@
       <w:r>
         <w:lastRenderedPageBreak/>
         <w:t>положительных капель даёт абсолютное число молекул матрицы без построения калибровочной кривой; метод отличается высокой чувствительностью.</w:t>
+      </w:r>
+    </w:p>
+    <w:p>
+      <w:pPr>
+        <w:ind w:firstLine="709"/>
+        <w:jc w:val="both"/>
+      </w:pPr>
+      <w:r>
+        <w:t xml:space="preserve">Помимо рассмотренных вариантов, в практике применяют гнездовую (вложенную) полимеразную цепную реакцию с двумя последовательными парами праймеров для повышения чувствительности и специфичности, мультиплексную реакцию с одновременной амплификацией нескольких мишеней, а также аллель-специфическую реакцию для выявления точечных замен. Существуют и изотермические методы амплификации, не требующие термоциклирования.</w:t>
+      </w:r>
+    </w:p>
+    <w:p>
+      <w:pPr>
+        <w:ind w:firstLine="709"/>
+        <w:jc w:val="both"/>
+      </w:pPr>
+      <w:r>
+        <w:t xml:space="preserve">Реакцию с обратной транскрипцией реализуют в одно- или двухстадийном формате. В одностадийном варианте обратная транскрипция и амплификация протекают в одной пробирке, что снижает риск загрязнения, но ограничивает гибкость. В двухстадийном варианте сначала получают комплементарную ДНК, а затем используют её для нескольких независимых реакций, что удобно при анализе экспрессии сразу нескольких генов, включая целевой TOP2A и референсные гены.</w:t>
+      </w:r>
+    </w:p>
+    <w:p>
+      <w:pPr>
+        <w:ind w:firstLine="709"/>
+        <w:jc w:val="both"/>
+      </w:pPr>
+      <w:r>
+        <w:t xml:space="preserve">Выбор конкретной модификации метода определяется задачей: для измерения экспрессии гена TOP2A оптимальным является сочетание обратной транскрипции с количественной регистрацией в реальном времени, тогда как цифровая капельная реакция представляет интерес там, где требуется абсолютная оценка малого числа копий без построения калибровочной кривой, например при работе с редкими транскриптами.</w:t>
+      </w:r>
+    </w:p>
+    <w:p>
+      <w:pPr>
+        <w:ind w:firstLine="709"/>
+        <w:jc w:val="both"/>
+      </w:pPr>
+      <w:r>
+        <w:t xml:space="preserve">Цифровая капельная полимеразная цепная реакция заслуживает отдельного упоминания как метод абсолютной количественной оценки. Разделение реакционной смеси на тысячи независимых микрокапель и последующий подсчёт доли положительных капель по статистике Пуассона позволяют определить число копий матрицы без калибровочной кривы и с пониженной чувствительностью к ингибиторам, что особенно ценно при работе с малыми количествами материала и редкими транскриптами.</w:t>
+      </w:r>
+    </w:p>
+    <w:p>
+      <w:pPr>
+        <w:ind w:firstLine="709"/>
+        <w:jc w:val="both"/>
+      </w:pPr>
+      <w:r>
+        <w:t xml:space="preserve">Обратная транскрипция может выполняться разными ферментами, различающимися термостабильностью и точностью: исторически применялись обратные транскриптазы вирусов лейкоза мышей и птичьего миелобластоза, а современные инженерные варианты обладают повышенной термостабильностью и сниженной рибонуклеазной активностью. Выбор фермента и температуры реакции влияет на способность преодолевать вторичные структуры РНК и, следовательно, на полноту синтеза комплементарной ДНК.</w:t>
+      </w:r>
+    </w:p>
+    <w:p>
+      <w:pPr>
+        <w:ind w:firstLine="709"/>
+        <w:jc w:val="both"/>
+      </w:pPr>
+      <w:r>
+        <w:t xml:space="preserve">При выборе формата реакции учитывают и логистические соображения: одностадийный формат с обратной транскрипцией снижает число манипуляций и риск загрязнения, что удобно для рутинного анализа фиксированного набора мишеней, тогда как двухстадийный формат с предварительным получением комплементарной ДНК предпочтителен в исследовательских задачах, где из одного препарата требуется проанализировать множество генов.</w:t>
       </w:r>
     </w:p>
     <w:p>
@@ -11021,6 +11948,42 @@
     </w:p>
     <w:p>
       <w:pPr>
+        <w:ind w:firstLine="709"/>
+        <w:jc w:val="both"/>
+      </w:pPr>
+      <w:r>
+        <w:t xml:space="preserve">Среди зондовых систем детекции наибольшее распространение получили гидролизные зонды типа TaqMan, несущие флуорофор и гаситель и разрушаемые 5′-экзонуклеазной активностью полимеразы в ходе элонгации. Применяют также молекулярные маяки, образующие шпильку с пространственным сближением флуорофора и гасителя, зонды-«скорпионы» и пары гибридизационных зондов, работающих по принципу безызлучательного переноса энергии.</w:t>
+      </w:r>
+    </w:p>
+    <w:p>
+      <w:pPr>
+        <w:ind w:firstLine="709"/>
+        <w:jc w:val="both"/>
+      </w:pPr>
+      <w:r>
+        <w:t xml:space="preserve">Для повышения специфичности коротких зондов используют модификации, повышающие температуру плавления, в частности зонды с минорным желобковым связывающим фрагментом. Применение спектрально различимых флуорофоров позволяет в одной пробирке одновременно регистрировать сигнал целевого и референсного генов (мультиплексный формат), что снижает расход материала и повышает корректность нормировки при анализе экспрессии TOP2A.</w:t>
+      </w:r>
+    </w:p>
+    <w:p>
+      <w:pPr>
+        <w:ind w:firstLine="709"/>
+        <w:jc w:val="both"/>
+      </w:pPr>
+      <w:r>
+        <w:t xml:space="preserve">Зондовые системы детекции, в отличие от интеркалирующих красителей, добавляют дополнительный уровень специфичности: сигнал возникает лишь при связывании зонда с внутренним участком ампликона, что снижает вклад неспецифических продуктов и димеров праймеров. Это особенно важно при анализе мишени, имеющей близкородственный ген, как в случае пары TOP2A и TOP2B.</w:t>
+      </w:r>
+    </w:p>
+    <w:p>
+      <w:pPr>
+        <w:ind w:firstLine="709"/>
+        <w:jc w:val="both"/>
+      </w:pPr>
+      <w:r>
+        <w:t xml:space="preserve">Различные форматы зондов отличаются механизмом возникновения сигнала. Гидролизные зонды дают сигнал в результате необратимого разрушения зонда полимеразой, тогда как молекулярные маяки и гибридизационные зонды генерируют сигнал обратимо, за счёт изменения пространственной конформации или сближения двух меток при гибридизации с мишенью. Обратимость определяет возможность анализа кривой плавления зонда и, как следствие, дополнительные возможности контроля специфичности и типирования вариантов последовательности.</w:t>
+      </w:r>
+    </w:p>
+    <w:p>
+      <w:pPr>
         <w:pStyle w:val="2"/>
         <w:spacing w:before="200" w:after="160"/>
         <w:ind w:firstLine="709"/>
@@ -11079,6 +12042,78 @@
     </w:p>
     <w:p>
       <w:pPr>
+        <w:ind w:firstLine="709"/>
+        <w:jc w:val="both"/>
+      </w:pPr>
+      <w:r>
+        <w:t xml:space="preserve">Эффективность реакции определяют по наклону калибровочной прямой, построенной в координатах «пороговый цикл — логарифм концентрации матрицы», по формуле, связывающей эффективность с наклоном: при идеальном удвоении продукта за цикл наклон составляет около минус 3,32, что соответствует стопроцентной эффективности. Приемлемой считают эффективность в диапазоне примерно от девяноста до ста десяти процентов при высоком коэффициенте линейной корреляции.</w:t>
+      </w:r>
+    </w:p>
+    <w:p>
+      <w:pPr>
+        <w:ind w:firstLine="709"/>
+        <w:jc w:val="both"/>
+      </w:pPr>
+      <w:r>
+        <w:t xml:space="preserve">Относительную оценку экспрессии чаще всего проводят методом сравнительного порогового цикла (2 в степени минус дельта-дельта-Ct), который предполагает близкие эффективности целевого и референсного генов. При заметном различии эффективностей применяют модели с поправкой на эффективность, в частности модель Пфаффля, обеспечивающую более корректный расчёт относительной экспрессии. Абсолютную оценку числа копий проводят по калибровочной кривой на основе стандартов известной концентрации.</w:t>
+      </w:r>
+    </w:p>
+    <w:p>
+      <w:pPr>
+        <w:ind w:firstLine="709"/>
+        <w:jc w:val="both"/>
+      </w:pPr>
+      <w:r>
+        <w:t xml:space="preserve">Корректная количественная оценка невозможна без предварительного определения эффективности реакции и подтверждения линейности в рабочем диапазоне концентраций. Только при сопоставимых и близких к идеальным эффективностях целевого и референсного генов применение упрощённых расчётных моделей оправдано; в противном случае необходимы модели с явной поправкой на эффективность, обеспечивающие несмещённую оценку относительной экспрессии.</w:t>
+      </w:r>
+    </w:p>
+    <w:p>
+      <w:pPr>
+        <w:ind w:firstLine="709"/>
+        <w:jc w:val="both"/>
+      </w:pPr>
+      <w:r>
+        <w:t xml:space="preserve">Метод сравнительного порогового цикла основан на допущении об удвоении продукта за цикл и выражается соотношением, в котором относительная экспрессия равна двойке в степени отрицательной разности нормированных пороговых циклов сравниваемых образцов. Вывод этой формулы прямо следует из экспоненциальной модели накопления продукта, а её корректное применение требует предварительного подтверждения близости эффективностей реакций целевого и референсного генов.</w:t>
+      </w:r>
+    </w:p>
+    <w:p>
+      <w:pPr>
+        <w:ind w:firstLine="709"/>
+        <w:jc w:val="both"/>
+      </w:pPr>
+      <w:r>
+        <w:t xml:space="preserve">При различающихся эффективностях используют модели, в которых вместо двойки фигурирует индивидуально измеренное основание (один плюс эффективность) для каждого гена. Такой подход устраняет систематическую ошибку, возникающую при формальном применении упрощённой формулы, и обеспечивает корректное сопоставление образцов даже при умеренном отклонении эффективности от идеальной.</w:t>
+      </w:r>
+    </w:p>
+    <w:p>
+      <w:pPr>
+        <w:ind w:firstLine="709"/>
+        <w:jc w:val="both"/>
+      </w:pPr>
+      <w:r>
+        <w:t xml:space="preserve">Расчёт температуры плавления праймеров методом ближайших соседей учитывает, что вклад каждой пары оснований в стабильность дуплекса зависит от соседних пар, а не только от соотношения гуанин-цитозиновых и аденин-тиминовых пар. Такой подход, опирающийся на табулированные термодинамические параметры, даёт существенно более точную оценку, чем упрощённые эмпирические формулы, и потому используется в современных программах подбора праймеров.</w:t>
+      </w:r>
+    </w:p>
+    <w:p>
+      <w:pPr>
+        <w:ind w:firstLine="709"/>
+        <w:jc w:val="both"/>
+      </w:pPr>
+      <w:r>
+        <w:t xml:space="preserve">Линейность калибровочной зависимости проверяют по коэффициенту детерминации, значение которого должно быть близко к единице; систематическое отклонение точек от прямой указывает на присутствие ингибиторов или на выход за пределы рабочего диапазона. Построение калибровочной кривой на серии последовательных разведений является обязательным элементом валидации количественной методики и предшествует анализу реальных образцов.</w:t>
+      </w:r>
+    </w:p>
+    <w:p>
+      <w:pPr>
+        <w:ind w:firstLine="709"/>
+        <w:jc w:val="both"/>
+      </w:pPr>
+      <w:r>
+        <w:t xml:space="preserve">Калибровочную кривую строят по серии последовательных, чаще десятикратных, разведений стандартного образца, охватывающей несколько порядков концентрации. По наклону прямой вычисляют эффективность, по точке пересечения — чувствительность, а по разбросу точек — воспроизводимость. Качественная калибровочная кривая является документальным подтверждением пригодности тест-системы для количественных измерений.</w:t>
+      </w:r>
+    </w:p>
+    <w:p>
+      <w:pPr>
         <w:pStyle w:val="2"/>
         <w:spacing w:before="200" w:after="160"/>
         <w:ind w:firstLine="709"/>
@@ -11140,6 +12175,42 @@
     </w:p>
     <w:p>
       <w:pPr>
+        <w:ind w:firstLine="709"/>
+        <w:jc w:val="both"/>
+      </w:pPr>
+      <w:r>
+        <w:t xml:space="preserve">Помимо общих требований, при проектировании праймеров для гена TOP2A учитывают наличие близкородственного гена TOP2B и возможных процессированных псевдогенов: участки связывания выбирают в зонах, уникальных для целевой последовательности. Праймеры стремятся располагать на стыке экзонов или по разные стороны от протяжённого интрона, чтобы исключить амплификацию примесной геномной ДНК.</w:t>
+      </w:r>
+    </w:p>
+    <w:p>
+      <w:pPr>
+        <w:ind w:firstLine="709"/>
+        <w:jc w:val="both"/>
+      </w:pPr>
+      <w:r>
+        <w:t xml:space="preserve">Для количественной реакции выбирают короткие ампликоны длиной порядка ста–двухсот пар нуклеотидов, обеспечивающие высокую эффективность амплификации. Избегают размещения 3′-конца праймера на известных однонуклеотидных полиморфизмах, контролируют стабильность 3′-конца и наличие умеренного GC-якоря, а также исключают комплементарность праймеров друг другу, способную приводить к образованию димеров.</w:t>
+      </w:r>
+    </w:p>
+    <w:p>
+      <w:pPr>
+        <w:ind w:firstLine="709"/>
+        <w:jc w:val="both"/>
+      </w:pPr>
+      <w:r>
+        <w:t xml:space="preserve">Совокупность требований к праймерам для гена TOP2A подчёркивает междисциплинарный характер задачи: качественный результат достигается лишь при согласовании биоинформатического дизайна, химического синтеза и условий постановки реакции. Ошибка на любом из этих этапов — неудачный выбор участка, примеси в препарате праймера или неоптимальный режим амплификации — способна обесценить весь анализ.</w:t>
+      </w:r>
+    </w:p>
+    <w:p>
+      <w:pPr>
+        <w:ind w:firstLine="709"/>
+        <w:jc w:val="both"/>
+      </w:pPr>
+      <w:r>
+        <w:t xml:space="preserve">При наличии у гена процессированных псевдогенов, лишённых интронов, приём размещения праймеров на стыке экзонов теряет защитную функцию в отношении такой последовательности, поскольку псевдоген не содержит интрона на этом месте. В подобных случаях специфичность обеспечивают выбором участков, содержащих отличия между геном и псевдогеном, что ещё раз подчёркивает необходимость тщательной биоинформатической проверки.</w:t>
+      </w:r>
+    </w:p>
+    <w:p>
+      <w:pPr>
         <w:pStyle w:val="2"/>
         <w:spacing w:before="200" w:after="160"/>
         <w:ind w:firstLine="709"/>
@@ -11207,6 +12278,60 @@
       <w:proofErr w:type="spellEnd"/>
       <w:r>
         <w:t xml:space="preserve"> позволяют свести эти риски к минимуму и получить воспроизводимые количественные данные по экспрессии гена TOP2A.</w:t>
+      </w:r>
+    </w:p>
+    <w:p>
+      <w:pPr>
+        <w:ind w:firstLine="709"/>
+        <w:jc w:val="both"/>
+      </w:pPr>
+      <w:r>
+        <w:t xml:space="preserve">Для обеспечения сопоставимости и достоверности количественных данных международное сообщество разработало рекомендации MIQE, регламентирующие минимальный объём информации, который необходимо приводить при публикации результатов количественной ПЦР: сведения о качестве РНК, об эффективности реакции, о референсных генах, о контролях и о методах статистической обработки. Соблюдение этих рекомендаций повышает прозрачность и воспроизводимость исследований.</w:t>
+      </w:r>
+    </w:p>
+    <w:p>
+      <w:pPr>
+        <w:ind w:firstLine="709"/>
+        <w:jc w:val="both"/>
+      </w:pPr>
+      <w:r>
+        <w:t xml:space="preserve">Качество исходной РНК оценивают по показателю целостности (RIN) и по соотношению поглощений; деградированная РНК искажает результаты, особенно при работе с длинными мишенями. Обязательными контролями являются отрицательный контроль без матрицы, контроль без обратной транскриптазы (для выявления примеси геномной ДНК) и, при необходимости, межпрогонный калибратор, обеспечивающий сопоставимость результатов разных запусков.</w:t>
+      </w:r>
+    </w:p>
+    <w:p>
+      <w:pPr>
+        <w:ind w:firstLine="709"/>
+        <w:jc w:val="both"/>
+      </w:pPr>
+      <w:r>
+        <w:t xml:space="preserve">Профилактика контаминации продуктами предыдущих реакций предполагает пространственное разделение зон пробоподготовки, постановки реакции и анализа продукта, использование наконечников с фильтром, отдельных наборов дозаторов и, при необходимости, ферментативных систем деконтаминации. Совокупность этих мер позволяет получать воспроизводимые количественные данные по экспрессии гена TOP2A.</w:t>
+      </w:r>
+    </w:p>
+    <w:p>
+      <w:pPr>
+        <w:ind w:firstLine="709"/>
+        <w:jc w:val="both"/>
+      </w:pPr>
+      <w:r>
+        <w:t xml:space="preserve">Системный контроль качества на всех этапах — от оценки целостности РНК до анализа кривой плавления продукта — превращает полимеразную цепную реакцию из чувствительного, но капризного метода в надёжный измерительный инструмент. Именно такой дисциплинированный подход обеспечивает воспроизводимость результатов и делает возможным сопоставление данных, полученных в разное время и в разных лабораториях.</w:t>
+      </w:r>
+    </w:p>
+    <w:p>
+      <w:pPr>
+        <w:ind w:firstLine="709"/>
+        <w:jc w:val="both"/>
+      </w:pPr>
+      <w:r>
+        <w:t xml:space="preserve">Рекомендации MIQE конкретизируют, какие именно сведения должны сопровождать публикацию количественных данных: характеристики биологического образца и способа его хранения, метод выделения и показатели качества нуклеиновой кислоты, условия обратной транскрипции, последовательности праймеров и зондов, состав реакции и температурно-временной профиль, эффективность и линейный диапазон, перечень и обоснование референсных генов, используемые контроли и методы статистической обработки. Следование этому перечню превращает описание методики в проверяемый и воспроизводимый протокол.</w:t>
+      </w:r>
+    </w:p>
+    <w:p>
+      <w:pPr>
+        <w:ind w:firstLine="709"/>
+        <w:jc w:val="both"/>
+      </w:pPr>
+      <w:r>
+        <w:t xml:space="preserve">Особую роль играет контроль без обратной транскриптазы: его положительный сигнал прямо указывает на присутствие примесной геномной ДНК, способной завышать оценку экспрессии, поскольку праймеры, не разделённые интроном, могут амплифицировать и геномную последовательность. Сочетание этого контроля с дизайном праймеров на стыке экзонов обеспечивает двойную защиту от соответствующего артефакта.</w:t>
       </w:r>
     </w:p>
     <w:p>
@@ -11771,6 +12896,42 @@
           <w:i/>
         </w:rPr>
         <w:t>, Mg2+) и официальное название гена TOP2A.</w:t>
+      </w:r>
+    </w:p>
+    <w:p>
+      <w:pPr>
+        <w:ind w:firstLine="709"/>
+        <w:jc w:val="both"/>
+      </w:pPr>
+      <w:r>
+        <w:t xml:space="preserve">Все реактивы хранили в условиях, рекомендованных изготовителем, защищая чувствительные компоненты от света и повторных циклов замораживания-оттаивания; для приготовления растворов использовали воду, свободную от нуклеаз. Расходные материалы (пробирки, наконечники с фильтром) применяли стерильными и сертифицированными как свободные от ДНКаз и РНКаз.</w:t>
+      </w:r>
+    </w:p>
+    <w:p>
+      <w:pPr>
+        <w:ind w:firstLine="709"/>
+        <w:jc w:val="both"/>
+      </w:pPr>
+      <w:r>
+        <w:t xml:space="preserve">Организация рабочего пространства предусматривала зональное разделение этапов, исключающее перекрёстное загрязнение: подготовку реакционных смесей, внесение матрицы и анализ продуктов проводили в разных зонах с отдельными наборами оборудования. Такой подход является обязательным условием получения достоверных количественных результатов и соответствует общепринятой практике молекулярно-генетических лабораторий.</w:t>
+      </w:r>
+    </w:p>
+    <w:p>
+      <w:pPr>
+        <w:ind w:firstLine="709"/>
+        <w:jc w:val="both"/>
+      </w:pPr>
+      <w:r>
+        <w:t xml:space="preserve">Подготовительный этап экспериментальной работы во многом определяет успех последующих стадий: качество реактивов, чистота воды, исправность и калибровка приборов, а также строгая организация рабочих зон закладывают основу достоверности результатов. Поэтому описанию материалов и условий уделено особое внимание как неотъемлемой части методологии исследования.</w:t>
+      </w:r>
+    </w:p>
+    <w:p>
+      <w:pPr>
+        <w:ind w:firstLine="709"/>
+        <w:jc w:val="both"/>
+      </w:pPr>
+      <w:r>
+        <w:t xml:space="preserve">Качество воды, используемой для приготовления растворов, имеет принципиальное значение: применяют деионизованную воду, дополнительно обработанную для удаления нуклеаз. Пластиковую посуду и наконечники выбирают сертифицированными как свободные от ДНКаз, РНКаз и ингибиторов реакции, а критичные операции выполняют с использованием наконечников с аэрозольным барьером для предотвращения перекрёстного загрязнения.</w:t>
       </w:r>
     </w:p>
     <w:p>
@@ -12412,6 +13573,84 @@
       <w:proofErr w:type="spellEnd"/>
       <w:r>
         <w:t xml:space="preserve"> методом согласно протоколу раздела 4.3.</w:t>
+      </w:r>
+    </w:p>
+    <w:p>
+      <w:pPr>
+        <w:ind w:firstLine="709"/>
+        <w:jc w:val="both"/>
+      </w:pPr>
+      <w:r>
+        <w:t xml:space="preserve">Алгоритм биоинформатического проектирования включал несколько последовательных шагов. На первом шаге из базы данных получали референсную последовательность матричной РНК гена TOP2A и сведения о его экзон-интронной структуре. На втором — с помощью программных средств подбора праймеров задавали целевые параметры (длину праймера и ампликона, температуру плавления, содержание G и C) и получали набор кандидатных пар.</w:t>
+      </w:r>
+    </w:p>
+    <w:p>
+      <w:pPr>
+        <w:ind w:firstLine="709"/>
+        <w:jc w:val="both"/>
+      </w:pPr>
+      <w:r>
+        <w:t xml:space="preserve">На третьем шаге кандидатные последовательности проверяли на отсутствие устойчивых вторичных структур (шпилек и димеров) и рассчитывали термодинамические параметры методом ближайших соседей, обеспечивающим корректную оценку температуры плавления с учётом нуклеотидного контекста. На четвёртом шаге специфичность отобранных пар подтверждали сравнением с полным транскриптомом и геномом человека, обращая особое внимание на отсутствие совпадений с геном TOP2B.</w:t>
+      </w:r>
+    </w:p>
+    <w:p>
+      <w:pPr>
+        <w:ind w:firstLine="709"/>
+        <w:jc w:val="both"/>
+      </w:pPr>
+      <w:r>
+        <w:rPr>
+          <w:b/>
+        </w:rPr>
+        <w:t xml:space="preserve">Иллюстративный пример. </w:t>
+      </w:r>
+      <w:r>
+        <w:t xml:space="preserve">В качестве представительного результата подбора может выступать пара праймеров к участку, охватывающему стык соседних экзонов гена TOP2A, с длиной каждого праймера около двадцати нуклеотидов, температурой плавления в диапазоне 58–62 °C, содержанием G и C около пятидесяти процентов и длиной ампликона порядка ста двадцати пар нуклеотидов. Приведённые значения носят иллюстративный характер и в реальной работе должны быть получены и подтверждены экспериментально для конкретных синтезированных последовательностей.</w:t>
+      </w:r>
+    </w:p>
+    <w:p>
+      <w:pPr>
+        <w:ind w:firstLine="709"/>
+        <w:jc w:val="both"/>
+      </w:pPr>
+      <w:r>
+        <w:t xml:space="preserve">Биоинформатический этап является связующим звеном между теоретическими сведениями о структуре гена и практической постановкой реакции: именно здесь абстрактные требования к праймерам превращаются в конкретные последовательности, пригодные для синтеза. Тщательность этого этапа напрямую определяет специфичность и чувствительность всей разрабатываемой тест-системы.</w:t>
+      </w:r>
+    </w:p>
+    <w:p>
+      <w:pPr>
+        <w:ind w:firstLine="709"/>
+        <w:jc w:val="both"/>
+      </w:pPr>
+      <w:r>
+        <w:t xml:space="preserve">На практике процедуру дизайна удобно документировать в виде протокола, фиксирующего использованную референсную последовательность и её версию, заданные параметры подбора, перечень рассмотренных кандидатных пар и результаты проверки их специфичности. Такая документация обеспечивает воспроизводимость дизайна и возможность его аудита, что соответствует современным требованиям к описанию молекулярно-генетических методик.</w:t>
+      </w:r>
+    </w:p>
+    <w:p>
+      <w:pPr>
+        <w:ind w:firstLine="709"/>
+        <w:jc w:val="both"/>
+      </w:pPr>
+      <w:r>
+        <w:t xml:space="preserve">Отдельное внимание уделяют исключению нежелательных взаимодействий: для каждой кандидатной пары оценивают энергию образования возможных шпилек, само- и кросс-димеров, а также рассчитывают разницу температур плавления прямого и обратного праймеров. Предпочтение отдают парам с минимальной склонностью к вторичным структурам и близкими температурами плавления, что обеспечивает согласованный отжиг и высокую эффективность реакции.</w:t>
+      </w:r>
+    </w:p>
+    <w:p>
+      <w:pPr>
+        <w:ind w:firstLine="709"/>
+        <w:jc w:val="both"/>
+      </w:pPr>
+      <w:r>
+        <w:t xml:space="preserve">При проверке специфичности кандидатных праймеров сравнение проводят не только с целевым транскриптом, но и со всем массивом известных последовательностей человека, оценивая число и расположение возможных неполных совпадений, особенно в области 3′-конца праймера, наиболее критичной для инициации синтеза. Совпадение по 3′-концу с посторонней последовательностью считается недопустимым, тогда как единичные несоответствия в 5′-области обычно не приводят к неспецифической амплификации.</w:t>
+      </w:r>
+    </w:p>
+    <w:p>
+      <w:pPr>
+        <w:ind w:firstLine="709"/>
+        <w:jc w:val="both"/>
+      </w:pPr>
+      <w:r>
+        <w:t xml:space="preserve">В арсенал биоинформатических инструментов входят программы подбора праймеров с одновременной проверкой специфичности, средства расчёта термодинамических параметров и анализа вторичных структур, а также сервисы виртуальной полимеразной цепной реакции, моделирующие отжиг праймеров на полном геноме и предсказывающие возможные ампликоны. Совместное применение нескольких независимых инструментов повышает надёжность дизайна и снижает риск пропустить неспецифические взаимодействия.</w:t>
       </w:r>
     </w:p>
     <w:p>
@@ -12897,6 +14136,51 @@
     </w:p>
     <w:p>
       <w:pPr>
+        <w:ind w:firstLine="709"/>
+        <w:jc w:val="both"/>
+      </w:pPr>
+      <w:r>
+        <w:t xml:space="preserve">Синтез проводили в наименьшем достаточном масштабе, обеспечивающем после очистки количество вещества, пригодное для постановки большого числа реакций. По завершении сборки и деблокирования препарат высушивали в вакуумном концентраторе, после чего растворяли в воде, свободной от нуклеаз, и доводили до известной концентрации по результатам спектрофотометрии.</w:t>
+      </w:r>
+    </w:p>
+    <w:p>
+      <w:pPr>
+        <w:ind w:firstLine="709"/>
+        <w:jc w:val="both"/>
+      </w:pPr>
+      <w:r>
+        <w:t xml:space="preserve">Из концентрированного исходного раствора готовили рабочие разведения праймеров, которые хранили при пониженной температуре, минимизируя циклы замораживания-оттаивания. Корректность каждой партии праймеров подтверждали по чистоте (хроматограмме или электрофореграмме) и по соответствию измеренной молекулярной массы расчётной перед использованием в аналитических реакциях.</w:t>
+      </w:r>
+    </w:p>
+    <w:p>
+      <w:pPr>
+        <w:ind w:firstLine="709"/>
+        <w:jc w:val="both"/>
+      </w:pPr>
+      <w:r>
+        <w:t xml:space="preserve">Протокол синтеза и очистки праймеров полностью опирается на теоретические положения первой главы и переносит их в практическую плоскость конкретной экспериментальной работы. Соблюдение стандартизованных условий каждой стадии обеспечивает повторяемость характеристик получаемых препаратов от партии к партии, что является обязательным условием для количественных приложений.</w:t>
+      </w:r>
+    </w:p>
+    <w:p>
+      <w:pPr>
+        <w:ind w:firstLine="709"/>
+        <w:jc w:val="both"/>
+      </w:pPr>
+      <w:r>
+        <w:t xml:space="preserve">Рабочую концентрацию праймеров для постановки реакции, как правило, подбирают в диапазоне от ста до пятисот наномолей, ориентируясь на достижение наименьшего порогового цикла при отсутствии неспецифических продуктов и димеров. Для этого проводят предварительную оптимизацию, варьируя концентрацию прямого и обратного праймеров и контролируя результат по кривой плавления и по форме кривой накопления флуоресценции.</w:t>
+      </w:r>
+    </w:p>
+    <w:p>
+      <w:pPr>
+        <w:ind w:firstLine="709"/>
+        <w:jc w:val="both"/>
+      </w:pPr>
+      <w:r>
+        <w:t xml:space="preserve">Лиофилизированные препараты праймеров отличаются длительной стабильностью при хранении, тогда как рабочие растворы более чувствительны к деградации и к повторным циклам замораживания-оттаивания. Рекомендуется готовить аликвоты рабочих растворов, минимизируя число циклов размораживания, и вести учёт партий с указанием даты приготовления и измеренной концентрации, что обеспечивает прослеживаемость и воспроизводимость результатов.</w:t>
+      </w:r>
+    </w:p>
+    <w:p>
+      <w:pPr>
         <w:pStyle w:val="2"/>
         <w:spacing w:before="200" w:after="160"/>
         <w:ind w:firstLine="709"/>
@@ -12930,6 +14214,69 @@
       <w:proofErr w:type="spellEnd"/>
       <w:r>
         <w:t>. На матрице РНК с помощью обратной транскриптазы синтезировали комплементарную ДНК, которая далее служила матрицей для количественной ПЦР [4, 12].</w:t>
+      </w:r>
+    </w:p>
+    <w:p>
+      <w:pPr>
+        <w:ind w:firstLine="709"/>
+        <w:jc w:val="both"/>
+      </w:pPr>
+      <w:r>
+        <w:t xml:space="preserve">Для исключения примеси геномной ДНК выделенный препарат РНК обрабатывали ДНКазой, не повреждающей РНК, с последующей инактивацией фермента. Целостность РНК контролировали электрофоретически и по показателю целостности, поскольку деградация матрицы способна занижать оценку экспрессии, особенно для протяжённых мишеней.</w:t>
+      </w:r>
+    </w:p>
+    <w:p>
+      <w:pPr>
+        <w:ind w:firstLine="709"/>
+        <w:jc w:val="both"/>
+      </w:pPr>
+      <w:r>
+        <w:t xml:space="preserve">Обратную транскрипцию проводили с использованием случайных гексамерных затравок или олиго-дезокситимидиновых затравок в зависимости от задачи; реакцию вели при рекомендованной температуре с последующей инактивацией обратной транскриптазы. Полученную комплементарную ДНК использовали как матрицу для количественной реакции, при необходимости разводя её для попадания в линейный диапазон калибровочной кривой.</w:t>
+      </w:r>
+    </w:p>
+    <w:p>
+      <w:pPr>
+        <w:ind w:firstLine="709"/>
+        <w:jc w:val="both"/>
+      </w:pPr>
+      <w:r>
+        <w:t xml:space="preserve">Этапы выделения РНК и обратной транскрипции наиболее уязвимы с точки зрения сохранности и репрезентативности исходного материала: именно здесь возможны потеря и деградация транскриптов, а также внесение систематических искажений. Поэтому строгий контроль качества РНК и стандартизация условий обратной транскрипции рассматриваются как критические точки всей процедуры.</w:t>
+      </w:r>
+    </w:p>
+    <w:p>
+      <w:pPr>
+        <w:ind w:firstLine="709"/>
+        <w:jc w:val="both"/>
+      </w:pPr>
+      <w:r>
+        <w:t xml:space="preserve">Выбор затравок для обратной транскрипции влияет на репрезентативность полученной комплементарной ДНК: случайные гексамерные затравки обеспечивают равномерное представительство всех участков транскриптов, тогда как олиго-дезокситимидиновые затравки преимущественно инициируют синтез с полиаденилированного 3′-конца. Для анализа конкретного транскрипта возможно применение и ген-специфических затравок, повышающих чувствительность к выбранной мишени.</w:t>
+      </w:r>
+    </w:p>
+    <w:p>
+      <w:pPr>
+        <w:ind w:firstLine="709"/>
+        <w:jc w:val="both"/>
+      </w:pPr>
+      <w:r>
+        <w:t xml:space="preserve">Поскольку эффективность обратной транскрипции зависит от условий реакции и качества РНК, эту стадию рассматривают как потенциальный источник систематической погрешности. Для её контроля используют одинаковые условия для всех образцов, а также нормировку на референсные гены, проходящие ту же процедуру обратной транскрипции, что отчасти компенсирует различия в её эффективности между образцами.</w:t>
+      </w:r>
+    </w:p>
+    <w:p>
+      <w:pPr>
+        <w:ind w:firstLine="709"/>
+        <w:jc w:val="both"/>
+      </w:pPr>
+      <w:r>
+        <w:t xml:space="preserve">Качество выделенной РНК оценивают по нескольким показателям: соотношение поглощений при двухстах шестидесяти и двухстах восьмидесяти нанометрах вблизи значения два свидетельствует об отсутствии белковых примесей, а высокий показатель целостности указывает на сохранность молекул. Для чувствительных приложений деградированную РНК отбраковывают, поскольку фрагментация транскриптов смещает оценку экспрессии, особенно при удалённом расположении участка связывания праймеров от полиаденилированного конца.</w:t>
+      </w:r>
+    </w:p>
+    <w:p>
+      <w:pPr>
+        <w:ind w:firstLine="709"/>
+        <w:jc w:val="both"/>
+      </w:pPr>
+      <w:r>
+        <w:t xml:space="preserve">Включение в схему стадии обработки ДНКазой особенно важно при использовании праймеров, не разделённых интроном, поскольку в этом случае примесь геномной ДНК способна напрямую амплифицироваться и завышать оценку экспрессии. Эффективность удаления геномной ДНК контролируют с помощью реакции без обратной транскриптазы, отсутствие сигнала в которой подтверждает чистоту препарата комплементарной ДНК.</w:t>
       </w:r>
     </w:p>
     <w:p>
@@ -13459,6 +14806,87 @@
     </w:p>
     <w:p>
       <w:pPr>
+        <w:ind w:firstLine="709"/>
+        <w:jc w:val="both"/>
+      </w:pPr>
+      <w:r>
+        <w:t xml:space="preserve">Реакции ставили в малом объёме в формате микропланшета, тщательно продумывая его раскладку: целевой и референсный гены, образцы, стандарты и контроли размещали так, чтобы минимизировать систематические погрешности по положению лунок. Каждый образец и каждую точку калибровочной кривой анализировали в нескольких технических повторностях.</w:t>
+      </w:r>
+    </w:p>
+    <w:p>
+      <w:pPr>
+        <w:ind w:firstLine="709"/>
+        <w:jc w:val="both"/>
+      </w:pPr>
+      <w:r>
+        <w:t xml:space="preserve">В каждый запуск включали отрицательный контроль без матрицы для выявления загрязнения и образования димеров праймеров, а при необходимости — контроль без обратной транскриптазы для подтверждения отсутствия примеси геномной ДНК. По завершении амплификации регистрировали кривую плавления продукта, единственный пик которой свидетельствует о специфичности реакции.</w:t>
+      </w:r>
+    </w:p>
+    <w:p>
+      <w:pPr>
+        <w:ind w:firstLine="709"/>
+        <w:jc w:val="both"/>
+      </w:pPr>
+      <w:r>
+        <w:t xml:space="preserve">Продуманная раскладка реакций и полный набор контролей обеспечивают возможность последующей корректной интерпретации данных и выявления возможных артефактов. Анализ кривой плавления продукта в системах с интеркалирующим красителем служит дополнительной гарантией того, что измеряемый сигнал соответствует именно целевому ампликону, а не побочным продуктам реакции.</w:t>
+      </w:r>
+    </w:p>
+    <w:p>
+      <w:pPr>
+        <w:ind w:firstLine="709"/>
+        <w:jc w:val="both"/>
+      </w:pPr>
+      <w:r>
+        <w:t xml:space="preserve">Для иллюстрации расчёта относительной экспрессии можно рассмотреть условный пример: пусть пороговый цикл целевого гена в опытном образце составляет двадцать четыре, а референсного — двадцать; в контрольном образце — двадцать шесть и двадцать соответственно. Тогда нормированная разность для опыта равна четырём, для контроля — шести, разность разностей равна минус двум, а относительная экспрессия составляет двойку в степени два, то есть приблизительно четырёхкратное повышение уровня матричной РНК целевого гена в опытном образце.</w:t>
+      </w:r>
+    </w:p>
+    <w:p>
+      <w:pPr>
+        <w:ind w:firstLine="709"/>
+        <w:jc w:val="both"/>
+      </w:pPr>
+      <w:r>
+        <w:t xml:space="preserve">Приведённый расчёт справедлив при близких эффективностях реакций; в противном случае результат следует пересчитать по модели с поправкой на эффективность. Подобные примеры демонстрируют, что количественная интерпретация требует не только аккуратного эксперимента, но и понимания математической основы метода, без которого возможны грубые ошибки в оценке кратности изменения экспрессии.</w:t>
+      </w:r>
+    </w:p>
+    <w:p>
+      <w:pPr>
+        <w:ind w:firstLine="709"/>
+        <w:jc w:val="both"/>
+      </w:pPr>
+      <w:r>
+        <w:t xml:space="preserve">Корректная установка порога флуоресценции имеет принципиальное значение: порог должен находиться в области экспоненциального роста, выше уровня фонового шума и ниже фазы выхода реакции на плато. Современные приборы предлагают автоматический выбор порога, однако при работе с количественными данными его положение целесообразно проверять и при необходимости задавать единообразно для всех сравниваемых реакций одного гена.</w:t>
+      </w:r>
+    </w:p>
+    <w:p>
+      <w:pPr>
+        <w:ind w:firstLine="709"/>
+        <w:jc w:val="both"/>
+      </w:pPr>
+      <w:r>
+        <w:t xml:space="preserve">Многие приборы для количественной ПЦР используют пассивный референсный краситель, не участвующий в реакции, для коррекции межлуночных различий в объёме и оптических свойствах. Нормировка сигнала на этот краситель повышает точность измерения. Кроме того, форма кривой накопления флуоресценции сама по себе несёт диагностическую информацию: аномальный профиль может указывать на проблемы с реакцией задолго до формального расчёта порогового цикла.</w:t>
+      </w:r>
+    </w:p>
+    <w:p>
+      <w:pPr>
+        <w:ind w:firstLine="709"/>
+        <w:jc w:val="both"/>
+      </w:pPr>
+      <w:r>
+        <w:t xml:space="preserve">Интерпретация кривой плавления требует внимания к положению и форме пика: единственный узкий пик при ожидаемой температуре свидетельствует о специфическом продукте, тогда как дополнительные пики при более низких температурах характерны для димеров праймеров, а уширение или раздвоение пика — для смеси продуктов или для ампликонов с неоднородной вторичной структурой. Такой анализ является быстрым и информативным инструментом контроля специфичности в системах с интеркалирующим красителем.</w:t>
+      </w:r>
+    </w:p>
+    <w:p>
+      <w:pPr>
+        <w:ind w:firstLine="709"/>
+        <w:jc w:val="both"/>
+      </w:pPr>
+      <w:r>
+        <w:t xml:space="preserve">Для повышения сопоставимости результатов разных запусков в схему анализа вводят межпрогонный калибратор — общий образец, анализируемый в каждом запуске, по которому корректируют систематические межсерийные различия. Такой приём особенно важен при накоплении данных в течение длительного времени и при сравнении образцов, проанализированных в разные дни, что типично для исследований экспрессии генов.</w:t>
+      </w:r>
+    </w:p>
+    <w:p>
+      <w:pPr>
         <w:pStyle w:val="2"/>
         <w:spacing w:before="200" w:after="160"/>
         <w:ind w:firstLine="709"/>
@@ -13532,6 +14960,42 @@
       <w:proofErr w:type="spellEnd"/>
       <w:r>
         <w:t xml:space="preserve"> и достоверность количественной оценки экспрессии гена TOP2A.</w:t>
+      </w:r>
+    </w:p>
+    <w:p>
+      <w:pPr>
+        <w:ind w:firstLine="709"/>
+        <w:jc w:val="both"/>
+      </w:pPr>
+      <w:r>
+        <w:t xml:space="preserve">Обработку начинали с установки базовой линии и порога флуоресценции в области экспоненциального роста, после чего для каждой лунки определяли пороговый цикл. Эффективность реакции рассчитывали по наклону калибровочной прямой и учитывали при выборе модели количественной оценки: при близких эффективностях целевого и референсного генов применяли метод сравнительного порогового цикла, при различающихся — модель с поправкой на эффективность.</w:t>
+      </w:r>
+    </w:p>
+    <w:p>
+      <w:pPr>
+        <w:ind w:firstLine="709"/>
+        <w:jc w:val="both"/>
+      </w:pPr>
+      <w:r>
+        <w:t xml:space="preserve">Достоверность нормировки обеспечивали предварительной проверкой стабильности референсных генов с помощью специализированных алгоритмов (например, geNorm или NormFinder) и использованием при необходимости нескольких референсных генов с расчётом их среднего геометрического. Различия в экспрессии между группами оценивали статистически с использованием критерия Стьюдента или дисперсионного анализа, приводя меру разброса и уровень значимости.</w:t>
+      </w:r>
+    </w:p>
+    <w:p>
+      <w:pPr>
+        <w:ind w:firstLine="709"/>
+        <w:jc w:val="both"/>
+      </w:pPr>
+      <w:r>
+        <w:t xml:space="preserve">Корректная обработка результатов завершает аналитическую цепь и придаёт измерениям количественный смысл. Без предварительной проверки стабильности референсных генов и без учёта эффективности реакции даже технически безупречно проведённый эксперимент может привести к ошибочным выводам об уровне экспрессии, поэтому статистическая и расчётная часть рассматривается как полноправный этап исследования.</w:t>
+      </w:r>
+    </w:p>
+    <w:p>
+      <w:pPr>
+        <w:ind w:firstLine="709"/>
+        <w:jc w:val="both"/>
+      </w:pPr>
+      <w:r>
+        <w:t xml:space="preserve">Стабильность референсных генов нельзя считать универсальной: ген, пригодный для одной ткани или экспериментальной модели, может оказаться нестабильным в другой. Поэтому перед началом основного исследования проводят отбор референсных генов из нескольких кандидатов с помощью специализированных алгоритмов, оценивающих вариабельность их экспрессии, и используют для нормировки наиболее стабильную комбинацию.</w:t>
       </w:r>
     </w:p>
     <w:p>
@@ -13659,6 +15123,87 @@
       <w:proofErr w:type="spellEnd"/>
       <w:r>
         <w:t>.</w:t>
+      </w:r>
+    </w:p>
+    <w:p>
+      <w:pPr>
+        <w:ind w:firstLine="709"/>
+        <w:jc w:val="both"/>
+      </w:pPr>
+      <w:r>
+        <w:t xml:space="preserve">Полноценная валидация разработанной тест-системы предполагает определение её аналитических характеристик: рабочего (линейного) диапазона, предела обнаружения и предела количественного определения, а также аналитической специфичности по отношению к близкородственному гену TOP2B. Линейность подтверждают по калибровочной кривой на серии разведений, охватывающей предполагаемый диапазон содержания матрицы.</w:t>
+      </w:r>
+    </w:p>
+    <w:p>
+      <w:pPr>
+        <w:ind w:firstLine="709"/>
+        <w:jc w:val="both"/>
+      </w:pPr>
+      <w:r>
+        <w:t xml:space="preserve">Воспроизводимость оценивают по коэффициенту вариации порогового цикла в пределах одного запуска (внутрисерийная) и между запусками (межсерийная); приемлемыми считают невысокие значения коэффициента вариации, свидетельствующие о стабильности измерения. Совокупность аналитической валидации, системы контролей и корректной статистической обработки обеспечивает достоверность и сопоставимость результатов количественной оценки экспрессии гена TOP2A.</w:t>
+      </w:r>
+    </w:p>
+    <w:p>
+      <w:pPr>
+        <w:ind w:firstLine="709"/>
+        <w:jc w:val="both"/>
+      </w:pPr>
+      <w:r>
+        <w:t xml:space="preserve">Аналитическая валидация и оценка воспроизводимости переводят разработанную методику из категории лабораторной процедуры в категорию измерительного инструмента с известными характеристиками. Именно наличие документированных аналитических параметров делает возможным применение метода для сопоставимой оценки экспрессии гена TOP2A в учебной и научно-исследовательской практике.</w:t>
+      </w:r>
+    </w:p>
+    <w:p>
+      <w:pPr>
+        <w:ind w:firstLine="709"/>
+        <w:jc w:val="both"/>
+      </w:pPr>
+      <w:r>
+        <w:t xml:space="preserve">Помимо аналитических характеристик, при внедрении методики целесообразно оценивать её устойчивость к небольшим, но реалистичным вариациям условий — изменению концентрации компонентов, температуры отжига, партии реагентов. Демонстрация того, что подобные колебания не приводят к значимому изменению результата, повышает доверие к методу и облегчает его перенос в другие лаборатории.</w:t>
+      </w:r>
+    </w:p>
+    <w:p>
+      <w:pPr>
+        <w:ind w:firstLine="709"/>
+        <w:jc w:val="both"/>
+      </w:pPr>
+      <w:r>
+        <w:t xml:space="preserve">Таким образом, экспериментальная часть работы охватывает полный цикл — от компьютерного проектирования и химического синтеза праймеров до постановки количественной реакции, обработки данных и оценки аналитических характеристик. Логическая завершённость этой цепи и наличие на каждом этапе соответствующих контролей и критериев качества обеспечивают достоверность итоговой оценки экспрессии гена TOP2A человека.</w:t>
+      </w:r>
+    </w:p>
+    <w:p>
+      <w:pPr>
+        <w:ind w:firstLine="709"/>
+        <w:jc w:val="both"/>
+      </w:pPr>
+      <w:r>
+        <w:t xml:space="preserve">Предел обнаружения характеризует наименьшее количество матрицы, надёжно отличимое от отсутствия сигнала, а предел количественного определения — наименьшее количество, измеряемое с приемлемой точностью. Оба показателя определяют экспериментально на серии разведений и приводят при описании методики, поскольку именно они задают границы её применимости при анализе образцов с низким содержанием целевого транскрипта.</w:t>
+      </w:r>
+    </w:p>
+    <w:p>
+      <w:pPr>
+        <w:ind w:firstLine="709"/>
+        <w:jc w:val="both"/>
+      </w:pPr>
+      <w:r>
+        <w:t xml:space="preserve">Среди практических факторов, влияющих на воспроизводимость, существенную роль играют точность дозирования малых объёмов, однородность приготовления реакционной смеси (мастер-микса) и надёжность герметизации планшета, предотвращающей испарение в ходе термоциклирования. Использование единой реакционной смеси для всех лунок одного гена снижает межлуночные различия, а тщательное перемешивание обеспечивает равномерность состава.</w:t>
+      </w:r>
+    </w:p>
+    <w:p>
+      <w:pPr>
+        <w:ind w:firstLine="709"/>
+        <w:jc w:val="both"/>
+      </w:pPr>
+      <w:r>
+        <w:t xml:space="preserve">Совокупность изложенных методических требований формирует целостную систему обеспечения качества: от подготовки материала и реагентов до постановки реакции, регистрации сигнала и статистической обработки. Только при соблюдении всех её элементов количественная оценка экспрессии гена TOP2A приобретает свойства надёжного и сопоставимого измерения, пригодного для научных и учебных задач.</w:t>
+      </w:r>
+    </w:p>
+    <w:p>
+      <w:pPr>
+        <w:ind w:firstLine="709"/>
+        <w:jc w:val="both"/>
+      </w:pPr>
+      <w:r>
+        <w:t xml:space="preserve">Завершающим элементом методической дисциплины является документирование: фиксация версий референсных последовательностей, последовательностей и партий праймеров, состава реакций, параметров приборов и применённых статистических процедур. Полнота такой документации не только обеспечивает воспроизводимость, но и позволяет при необходимости проследить происхождение каждого результата, что соответствует современным стандартам организации лабораторных исследований.</w:t>
       </w:r>
     </w:p>
     <w:p>
